--- a/docs/01_requirements/GridSenpAI_RTM.docx
+++ b/docs/01_requirements/GridSenpAI_RTM.docx
@@ -4,2565 +4,3821 @@
   <w:body>
     <w:p>
       <w:pPr>
-        <w:jc w:val="center"/>
+        <w:pStyle w:val="Title"/>
       </w:pPr>
       <w:r>
-        <w:rPr>
-          <w:b/>
-          <w:color w:val="1F4E79"/>
-          <w:sz w:val="40"/>
-        </w:rPr>
-        <w:t>GridSenpAI</w:t>
-        <w:br/>
-      </w:r>
-      <w:r>
-        <w:rPr>
-          <w:b/>
-          <w:sz w:val="30"/>
-        </w:rPr>
-        <w:t>Requirements Traceability Matrix (RTM)</w:t>
-      </w:r>
-    </w:p>
-    <w:p>
-      <w:pPr>
-        <w:jc w:val="center"/>
-      </w:pPr>
-      <w:r>
-        <w:rPr>
-          <w:sz w:val="18"/>
-        </w:rPr>
-        <w:t>Version: 2.0</w:t>
-      </w:r>
-    </w:p>
-    <w:p>
-      <w:pPr>
-        <w:jc w:val="center"/>
-      </w:pPr>
-      <w:r>
-        <w:rPr>
-          <w:sz w:val="18"/>
-        </w:rPr>
-        <w:t>Date: March 06, 2026</w:t>
-      </w:r>
-    </w:p>
-    <w:p>
-      <w:pPr>
-        <w:jc w:val="center"/>
-      </w:pPr>
-      <w:r>
-        <w:rPr>
-          <w:sz w:val="18"/>
-        </w:rPr>
-        <w:t>Project: GridSenpAI</w:t>
-      </w:r>
-    </w:p>
-    <w:p/>
-    <w:p>
-      <w:pPr/>
-      <w:r>
-        <w:rPr>
-          <w:b/>
-        </w:rPr>
-        <w:t xml:space="preserve">Purpose. </w:t>
-      </w:r>
-      <w:r>
-        <w:t>This Requirements Traceability Matrix (RTM) provides traceability between the requirements defined in the GridSenpAI Software Requirements Specification (SRS), the current microservice architecture defined in the DSD/DCD, and the verification activities used to validate implementation. Each requirement is mapped to one or more architectural services and a defined verification method so that implementation and test coverage remain explicit and reviewable.</w:t>
+        <w:t>GridSenpAI Requirements Traceability Matrix (RTM)</w:t>
       </w:r>
     </w:p>
     <w:p>
       <w:r>
-        <w:rPr>
-          <w:b/>
-        </w:rPr>
-        <w:t xml:space="preserve">Artifact Alignment. </w:t>
-      </w:r>
-      <w:r>
-        <w:t>This RTM aligns to the current project artifact set: SRS → DSD/DCD → DMD → RTM → TPVD. It uses the exact current DSD/DCD service names and reflects the governance architecture introduced for canonical state management, prompt construction, run lineage, and review-controlled publication.</w:t>
+        <w:t>Project: GridSenpAI</w:t>
       </w:r>
     </w:p>
     <w:p>
-      <w:pPr>
-        <w:pStyle w:val="Heading1"/>
-      </w:pPr>
       <w:r>
-        <w:t>Traceability Matrix</w:t>
+        <w:t>Purpose: Trace each system requirement to implementing components, supporting data structures, and verification methods.</w:t>
       </w:r>
     </w:p>
     <w:tbl>
       <w:tblPr>
-        <w:tblStyle w:val="TableGrid"/>
         <w:tblW w:type="auto" w:w="0"/>
-        <w:jc w:val="center"/>
         <w:tblLook w:firstColumn="1" w:firstRow="1" w:lastColumn="0" w:lastRow="0" w:noHBand="0" w:noVBand="1" w:val="04A0"/>
       </w:tblPr>
       <w:tblGrid>
-        <w:gridCol w:w="2822"/>
-        <w:gridCol w:w="2822"/>
-        <w:gridCol w:w="2822"/>
-        <w:gridCol w:w="2822"/>
-        <w:gridCol w:w="2822"/>
+        <w:gridCol w:w="1440"/>
+        <w:gridCol w:w="1440"/>
+        <w:gridCol w:w="1440"/>
+        <w:gridCol w:w="1440"/>
+        <w:gridCol w:w="1440"/>
+        <w:gridCol w:w="1440"/>
       </w:tblGrid>
       <w:tr>
-        <w:trPr>
-          <w:tblHeader w:val="true"/>
-          <w:cantSplit/>
-        </w:trPr>
-        <w:tc>
-          <w:tcPr>
-            <w:tcW w:type="dxa" w:w="1152"/>
-            <w:vAlign w:val="center"/>
-            <w:shd w:fill="D9E2F3"/>
-            <w:tcMar>
-              <w:top w:w="80" w:type="dxa"/>
-              <w:bottom w:w="80" w:type="dxa"/>
-              <w:left w:w="100" w:type="dxa"/>
-              <w:right w:w="100" w:type="dxa"/>
-            </w:tcMar>
-          </w:tcPr>
-          <w:p>
-            <w:pPr>
-              <w:jc w:val="center"/>
-            </w:pPr>
-            <w:r>
-              <w:rPr>
-                <w:b/>
-                <w:sz w:val="18"/>
-              </w:rPr>
+        <w:tc>
+          <w:tcPr>
+            <w:tcW w:type="dxa" w:w="1440"/>
+          </w:tcPr>
+          <w:p>
+            <w:r>
               <w:t>Requirement ID</w:t>
             </w:r>
           </w:p>
         </w:tc>
         <w:tc>
           <w:tcPr>
-            <w:tcW w:type="dxa" w:w="3600"/>
-            <w:vAlign w:val="center"/>
-            <w:shd w:fill="D9E2F3"/>
-            <w:tcMar>
-              <w:top w:w="80" w:type="dxa"/>
-              <w:bottom w:w="80" w:type="dxa"/>
-              <w:left w:w="100" w:type="dxa"/>
-              <w:right w:w="100" w:type="dxa"/>
-            </w:tcMar>
-          </w:tcPr>
-          <w:p>
-            <w:pPr>
-              <w:jc w:val="center"/>
-            </w:pPr>
-            <w:r>
-              <w:rPr>
-                <w:b/>
-                <w:sz w:val="18"/>
-              </w:rPr>
+            <w:tcW w:type="dxa" w:w="1440"/>
+          </w:tcPr>
+          <w:p>
+            <w:r>
               <w:t>Requirement Description</w:t>
             </w:r>
           </w:p>
         </w:tc>
         <w:tc>
           <w:tcPr>
-            <w:tcW w:type="dxa" w:w="4320"/>
-            <w:vAlign w:val="center"/>
-            <w:shd w:fill="D9E2F3"/>
-            <w:tcMar>
-              <w:top w:w="80" w:type="dxa"/>
-              <w:bottom w:w="80" w:type="dxa"/>
-              <w:left w:w="100" w:type="dxa"/>
-              <w:right w:w="100" w:type="dxa"/>
-            </w:tcMar>
-          </w:tcPr>
-          <w:p>
-            <w:pPr>
-              <w:jc w:val="center"/>
-            </w:pPr>
-            <w:r>
-              <w:rPr>
-                <w:b/>
-                <w:sz w:val="18"/>
-              </w:rPr>
-              <w:t>System Component(s)</w:t>
-            </w:r>
-          </w:p>
-        </w:tc>
-        <w:tc>
-          <w:tcPr>
-            <w:tcW w:type="dxa" w:w="1584"/>
-            <w:vAlign w:val="center"/>
-            <w:shd w:fill="D9E2F3"/>
-            <w:tcMar>
-              <w:top w:w="80" w:type="dxa"/>
-              <w:bottom w:w="80" w:type="dxa"/>
-              <w:left w:w="100" w:type="dxa"/>
-              <w:right w:w="100" w:type="dxa"/>
-            </w:tcMar>
-          </w:tcPr>
-          <w:p>
-            <w:pPr>
-              <w:jc w:val="center"/>
-            </w:pPr>
-            <w:r>
-              <w:rPr>
-                <w:b/>
-                <w:sz w:val="18"/>
-              </w:rPr>
+            <w:tcW w:type="dxa" w:w="1440"/>
+          </w:tcPr>
+          <w:p>
+            <w:r>
+              <w:t>Implementing Component(s)</w:t>
+            </w:r>
+          </w:p>
+        </w:tc>
+        <w:tc>
+          <w:tcPr>
+            <w:tcW w:type="dxa" w:w="1440"/>
+          </w:tcPr>
+          <w:p>
+            <w:r>
+              <w:t>Supporting Data Structures</w:t>
+            </w:r>
+          </w:p>
+        </w:tc>
+        <w:tc>
+          <w:tcPr>
+            <w:tcW w:type="dxa" w:w="1440"/>
+          </w:tcPr>
+          <w:p>
+            <w:r>
               <w:t>Verification Method</w:t>
             </w:r>
           </w:p>
         </w:tc>
         <w:tc>
           <w:tcPr>
-            <w:tcW w:type="dxa" w:w="4464"/>
-            <w:vAlign w:val="center"/>
-            <w:shd w:fill="D9E2F3"/>
-            <w:tcMar>
-              <w:top w:w="80" w:type="dxa"/>
-              <w:bottom w:w="80" w:type="dxa"/>
-              <w:left w:w="100" w:type="dxa"/>
-              <w:right w:w="100" w:type="dxa"/>
-            </w:tcMar>
-          </w:tcPr>
-          <w:p>
-            <w:pPr>
-              <w:jc w:val="center"/>
-            </w:pPr>
-            <w:r>
-              <w:rPr>
-                <w:b/>
-                <w:sz w:val="18"/>
-              </w:rPr>
-              <w:t>Test Description</w:t>
+            <w:tcW w:type="dxa" w:w="1440"/>
+          </w:tcPr>
+          <w:p>
+            <w:r>
+              <w:t>Verification Description</w:t>
             </w:r>
           </w:p>
         </w:tc>
       </w:tr>
       <w:tr>
-        <w:trPr>
-          <w:cantSplit/>
-        </w:trPr>
-        <w:tc>
-          <w:tcPr>
-            <w:tcW w:type="dxa" w:w="1152"/>
-            <w:vAlign w:val="center"/>
-            <w:tcMar>
-              <w:top w:w="80" w:type="dxa"/>
-              <w:bottom w:w="80" w:type="dxa"/>
-              <w:left w:w="100" w:type="dxa"/>
-              <w:right w:w="100" w:type="dxa"/>
-            </w:tcMar>
-          </w:tcPr>
-          <w:p>
-            <w:pPr>
-              <w:jc w:val="center"/>
-            </w:pPr>
-            <w:r>
-              <w:rPr>
-                <w:b/>
-                <w:sz w:val="17"/>
-              </w:rPr>
-              <w:t>FR1</w:t>
-            </w:r>
-          </w:p>
-        </w:tc>
-        <w:tc>
-          <w:tcPr>
-            <w:tcW w:type="dxa" w:w="3600"/>
-            <w:vAlign w:val="center"/>
-            <w:tcMar>
-              <w:top w:w="80" w:type="dxa"/>
-              <w:bottom w:w="80" w:type="dxa"/>
-              <w:left w:w="100" w:type="dxa"/>
-              <w:right w:w="100" w:type="dxa"/>
-            </w:tcMar>
-          </w:tcPr>
-          <w:p>
-            <w:pPr>
-              <w:jc w:val="left"/>
-            </w:pPr>
-            <w:r>
-              <w:rPr>
-                <w:sz w:val="17"/>
-              </w:rPr>
+        <w:tc>
+          <w:tcPr>
+            <w:tcW w:type="dxa" w:w="1440"/>
+          </w:tcPr>
+          <w:p>
+            <w:r>
+              <w:t>FR-ING-01</w:t>
+            </w:r>
+          </w:p>
+        </w:tc>
+        <w:tc>
+          <w:tcPr>
+            <w:tcW w:type="dxa" w:w="1440"/>
+          </w:tcPr>
+          <w:p>
+            <w:r>
               <w:t>Ingest facility electrical design artifacts</w:t>
             </w:r>
           </w:p>
         </w:tc>
         <w:tc>
           <w:tcPr>
-            <w:tcW w:type="dxa" w:w="4320"/>
-            <w:vAlign w:val="center"/>
-            <w:tcMar>
-              <w:top w:w="80" w:type="dxa"/>
-              <w:bottom w:w="80" w:type="dxa"/>
-              <w:left w:w="100" w:type="dxa"/>
-              <w:right w:w="100" w:type="dxa"/>
-            </w:tcMar>
-          </w:tcPr>
-          <w:p>
-            <w:pPr>
-              <w:jc w:val="left"/>
-            </w:pPr>
-            <w:r>
-              <w:rPr>
-                <w:sz w:val="17"/>
-              </w:rPr>
-              <w:t>API Gateway / Web UI; Document Ingestion Service</w:t>
-            </w:r>
-          </w:p>
-        </w:tc>
-        <w:tc>
-          <w:tcPr>
-            <w:tcW w:type="dxa" w:w="1584"/>
-            <w:vAlign w:val="center"/>
-            <w:tcMar>
-              <w:top w:w="80" w:type="dxa"/>
-              <w:bottom w:w="80" w:type="dxa"/>
-              <w:left w:w="100" w:type="dxa"/>
-              <w:right w:w="100" w:type="dxa"/>
-            </w:tcMar>
-          </w:tcPr>
-          <w:p>
-            <w:pPr>
-              <w:jc w:val="center"/>
-            </w:pPr>
-            <w:r>
-              <w:rPr>
-                <w:sz w:val="17"/>
-              </w:rPr>
+            <w:tcW w:type="dxa" w:w="1440"/>
+          </w:tcPr>
+          <w:p>
+            <w:r>
+              <w:t>Artifact Ingestion and Preprocessing Service</w:t>
+            </w:r>
+          </w:p>
+        </w:tc>
+        <w:tc>
+          <w:tcPr>
+            <w:tcW w:type="dxa" w:w="1440"/>
+          </w:tcPr>
+          <w:p>
+            <w:r>
+              <w:t>Artifact, ArtifactVersion</w:t>
+            </w:r>
+          </w:p>
+        </w:tc>
+        <w:tc>
+          <w:tcPr>
+            <w:tcW w:type="dxa" w:w="1440"/>
+          </w:tcPr>
+          <w:p>
+            <w:r>
               <w:t>Integration Test</w:t>
             </w:r>
           </w:p>
         </w:tc>
         <w:tc>
           <w:tcPr>
-            <w:tcW w:type="dxa" w:w="4464"/>
-            <w:vAlign w:val="center"/>
-            <w:tcMar>
-              <w:top w:w="80" w:type="dxa"/>
-              <w:bottom w:w="80" w:type="dxa"/>
-              <w:left w:w="100" w:type="dxa"/>
-              <w:right w:w="100" w:type="dxa"/>
-            </w:tcMar>
-          </w:tcPr>
-          <w:p>
-            <w:pPr>
-              <w:jc w:val="left"/>
-            </w:pPr>
-            <w:r>
-              <w:rPr>
-                <w:sz w:val="17"/>
-              </w:rPr>
-              <w:t>Upload representative engineering artifacts and verify successful upload orchestration, artifact registration, storage pointer creation, and indexing initiation.</w:t>
+            <w:tcW w:type="dxa" w:w="1440"/>
+          </w:tcPr>
+          <w:p>
+            <w:r>
+              <w:t>Upload engineering artifacts and verify registration and storage</w:t>
             </w:r>
           </w:p>
         </w:tc>
       </w:tr>
       <w:tr>
-        <w:trPr>
-          <w:cantSplit/>
-        </w:trPr>
-        <w:tc>
-          <w:tcPr>
-            <w:tcW w:type="dxa" w:w="1152"/>
-            <w:vAlign w:val="center"/>
-            <w:tcMar>
-              <w:top w:w="80" w:type="dxa"/>
-              <w:bottom w:w="80" w:type="dxa"/>
-              <w:left w:w="100" w:type="dxa"/>
-              <w:right w:w="100" w:type="dxa"/>
-            </w:tcMar>
-          </w:tcPr>
-          <w:p>
-            <w:pPr>
-              <w:jc w:val="center"/>
-            </w:pPr>
-            <w:r>
-              <w:rPr>
-                <w:b/>
-                <w:sz w:val="17"/>
-              </w:rPr>
-              <w:t>FR2</w:t>
-            </w:r>
-          </w:p>
-        </w:tc>
-        <w:tc>
-          <w:tcPr>
-            <w:tcW w:type="dxa" w:w="3600"/>
-            <w:vAlign w:val="center"/>
-            <w:tcMar>
-              <w:top w:w="80" w:type="dxa"/>
-              <w:bottom w:w="80" w:type="dxa"/>
-              <w:left w:w="100" w:type="dxa"/>
-              <w:right w:w="100" w:type="dxa"/>
-            </w:tcMar>
-          </w:tcPr>
-          <w:p>
-            <w:pPr>
-              <w:jc w:val="left"/>
-            </w:pPr>
-            <w:r>
-              <w:rPr>
-                <w:sz w:val="17"/>
-              </w:rPr>
-              <w:t>Parse ingested documents and extract structured entities</w:t>
-            </w:r>
-          </w:p>
-        </w:tc>
-        <w:tc>
-          <w:tcPr>
-            <w:tcW w:type="dxa" w:w="4320"/>
-            <w:vAlign w:val="center"/>
-            <w:tcMar>
-              <w:top w:w="80" w:type="dxa"/>
-              <w:bottom w:w="80" w:type="dxa"/>
-              <w:left w:w="100" w:type="dxa"/>
-              <w:right w:w="100" w:type="dxa"/>
-            </w:tcMar>
-          </w:tcPr>
-          <w:p>
-            <w:pPr>
-              <w:jc w:val="left"/>
-            </w:pPr>
-            <w:r>
-              <w:rPr>
-                <w:sz w:val="17"/>
-              </w:rPr>
-              <w:t>Parsing &amp; Entity Extraction Service</w:t>
-            </w:r>
-          </w:p>
-        </w:tc>
-        <w:tc>
-          <w:tcPr>
-            <w:tcW w:type="dxa" w:w="1584"/>
-            <w:vAlign w:val="center"/>
-            <w:tcMar>
-              <w:top w:w="80" w:type="dxa"/>
-              <w:bottom w:w="80" w:type="dxa"/>
-              <w:left w:w="100" w:type="dxa"/>
-              <w:right w:w="100" w:type="dxa"/>
-            </w:tcMar>
-          </w:tcPr>
-          <w:p>
-            <w:pPr>
-              <w:jc w:val="center"/>
-            </w:pPr>
-            <w:r>
-              <w:rPr>
-                <w:sz w:val="17"/>
-              </w:rPr>
-              <w:t>Unit Test</w:t>
-            </w:r>
-          </w:p>
-        </w:tc>
-        <w:tc>
-          <w:tcPr>
-            <w:tcW w:type="dxa" w:w="4464"/>
-            <w:vAlign w:val="center"/>
-            <w:tcMar>
-              <w:top w:w="80" w:type="dxa"/>
-              <w:bottom w:w="80" w:type="dxa"/>
-              <w:left w:w="100" w:type="dxa"/>
-              <w:right w:w="100" w:type="dxa"/>
-            </w:tcMar>
-          </w:tcPr>
-          <w:p>
-            <w:pPr>
-              <w:jc w:val="left"/>
-            </w:pPr>
-            <w:r>
-              <w:rPr>
-                <w:sz w:val="17"/>
-              </w:rPr>
-              <w:t>Provide representative facility documents and verify extraction of equipment types, ratings, settings, and topology cues with preserved source anchors.</w:t>
+        <w:tc>
+          <w:tcPr>
+            <w:tcW w:type="dxa" w:w="1440"/>
+          </w:tcPr>
+          <w:p>
+            <w:r>
+              <w:t>FR-ING-02</w:t>
+            </w:r>
+          </w:p>
+        </w:tc>
+        <w:tc>
+          <w:tcPr>
+            <w:tcW w:type="dxa" w:w="1440"/>
+          </w:tcPr>
+          <w:p>
+            <w:r>
+              <w:t>Ingest interconnection artifacts</w:t>
+            </w:r>
+          </w:p>
+        </w:tc>
+        <w:tc>
+          <w:tcPr>
+            <w:tcW w:type="dxa" w:w="1440"/>
+          </w:tcPr>
+          <w:p>
+            <w:r>
+              <w:t>Artifact Ingestion and Preprocessing Service</w:t>
+            </w:r>
+          </w:p>
+        </w:tc>
+        <w:tc>
+          <w:tcPr>
+            <w:tcW w:type="dxa" w:w="1440"/>
+          </w:tcPr>
+          <w:p>
+            <w:r>
+              <w:t>Artifact</w:t>
+            </w:r>
+          </w:p>
+        </w:tc>
+        <w:tc>
+          <w:tcPr>
+            <w:tcW w:type="dxa" w:w="1440"/>
+          </w:tcPr>
+          <w:p>
+            <w:r>
+              <w:t>Integration Test</w:t>
+            </w:r>
+          </w:p>
+        </w:tc>
+        <w:tc>
+          <w:tcPr>
+            <w:tcW w:type="dxa" w:w="1440"/>
+          </w:tcPr>
+          <w:p>
+            <w:r>
+              <w:t>Upload POI and substation artifacts and verify classification</w:t>
             </w:r>
           </w:p>
         </w:tc>
       </w:tr>
       <w:tr>
-        <w:trPr>
-          <w:cantSplit/>
-        </w:trPr>
-        <w:tc>
-          <w:tcPr>
-            <w:tcW w:type="dxa" w:w="1152"/>
-            <w:vAlign w:val="center"/>
-            <w:tcMar>
-              <w:top w:w="80" w:type="dxa"/>
-              <w:bottom w:w="80" w:type="dxa"/>
-              <w:left w:w="100" w:type="dxa"/>
-              <w:right w:w="100" w:type="dxa"/>
-            </w:tcMar>
-          </w:tcPr>
-          <w:p>
-            <w:pPr>
-              <w:jc w:val="center"/>
-            </w:pPr>
-            <w:r>
-              <w:rPr>
-                <w:b/>
-                <w:sz w:val="17"/>
-              </w:rPr>
-              <w:t>FR3</w:t>
-            </w:r>
-          </w:p>
-        </w:tc>
-        <w:tc>
-          <w:tcPr>
-            <w:tcW w:type="dxa" w:w="3600"/>
-            <w:vAlign w:val="center"/>
-            <w:tcMar>
-              <w:top w:w="80" w:type="dxa"/>
-              <w:bottom w:w="80" w:type="dxa"/>
-              <w:left w:w="100" w:type="dxa"/>
-              <w:right w:w="100" w:type="dxa"/>
-            </w:tcMar>
-          </w:tcPr>
-          <w:p>
-            <w:pPr>
-              <w:jc w:val="left"/>
-            </w:pPr>
-            <w:r>
-              <w:rPr>
-                <w:sz w:val="17"/>
-              </w:rPr>
-              <w:t>Retrieve vendor specification details and modeling references using RAG</w:t>
-            </w:r>
-          </w:p>
-        </w:tc>
-        <w:tc>
-          <w:tcPr>
-            <w:tcW w:type="dxa" w:w="4320"/>
-            <w:vAlign w:val="center"/>
-            <w:tcMar>
-              <w:top w:w="80" w:type="dxa"/>
-              <w:bottom w:w="80" w:type="dxa"/>
-              <w:left w:w="100" w:type="dxa"/>
-              <w:right w:w="100" w:type="dxa"/>
-            </w:tcMar>
-          </w:tcPr>
-          <w:p>
-            <w:pPr>
-              <w:jc w:val="left"/>
-            </w:pPr>
-            <w:r>
-              <w:rPr>
-                <w:sz w:val="17"/>
-              </w:rPr>
-              <w:t>Knowledge Retrieval (RAG) Service; Prompt Builder Service</w:t>
-            </w:r>
-          </w:p>
-        </w:tc>
-        <w:tc>
-          <w:tcPr>
-            <w:tcW w:type="dxa" w:w="1584"/>
-            <w:vAlign w:val="center"/>
-            <w:tcMar>
-              <w:top w:w="80" w:type="dxa"/>
-              <w:bottom w:w="80" w:type="dxa"/>
-              <w:left w:w="100" w:type="dxa"/>
-              <w:right w:w="100" w:type="dxa"/>
-            </w:tcMar>
-          </w:tcPr>
-          <w:p>
-            <w:pPr>
-              <w:jc w:val="center"/>
-            </w:pPr>
-            <w:r>
-              <w:rPr>
-                <w:sz w:val="17"/>
-              </w:rPr>
-              <w:t>Integration Test</w:t>
-            </w:r>
-          </w:p>
-        </w:tc>
-        <w:tc>
-          <w:tcPr>
-            <w:tcW w:type="dxa" w:w="4464"/>
-            <w:vAlign w:val="center"/>
-            <w:tcMar>
-              <w:top w:w="80" w:type="dxa"/>
-              <w:bottom w:w="80" w:type="dxa"/>
-              <w:left w:w="100" w:type="dxa"/>
-              <w:right w:w="100" w:type="dxa"/>
-            </w:tcMar>
-          </w:tcPr>
-          <w:p>
-            <w:pPr>
-              <w:jc w:val="left"/>
-            </w:pPr>
-            <w:r>
-              <w:rPr>
-                <w:sz w:val="17"/>
-              </w:rPr>
-              <w:t>Submit known equipment and modeling-reference queries and verify retrieval of correct evidence snippets, stable snippet identifiers, and run-scoped evidence bundles for downstream use.</w:t>
+        <w:tc>
+          <w:tcPr>
+            <w:tcW w:type="dxa" w:w="1440"/>
+          </w:tcPr>
+          <w:p>
+            <w:r>
+              <w:t>FR-ING-03</w:t>
+            </w:r>
+          </w:p>
+        </w:tc>
+        <w:tc>
+          <w:tcPr>
+            <w:tcW w:type="dxa" w:w="1440"/>
+          </w:tcPr>
+          <w:p>
+            <w:r>
+              <w:t>Support born‑digital and scanned documents</w:t>
+            </w:r>
+          </w:p>
+        </w:tc>
+        <w:tc>
+          <w:tcPr>
+            <w:tcW w:type="dxa" w:w="1440"/>
+          </w:tcPr>
+          <w:p>
+            <w:r>
+              <w:t>Artifact Ingestion and Preprocessing Service</w:t>
+            </w:r>
+          </w:p>
+        </w:tc>
+        <w:tc>
+          <w:tcPr>
+            <w:tcW w:type="dxa" w:w="1440"/>
+          </w:tcPr>
+          <w:p>
+            <w:r>
+              <w:t>Artifact</w:t>
+            </w:r>
+          </w:p>
+        </w:tc>
+        <w:tc>
+          <w:tcPr>
+            <w:tcW w:type="dxa" w:w="1440"/>
+          </w:tcPr>
+          <w:p>
+            <w:r>
+              <w:t>System Test</w:t>
+            </w:r>
+          </w:p>
+        </w:tc>
+        <w:tc>
+          <w:tcPr>
+            <w:tcW w:type="dxa" w:w="1440"/>
+          </w:tcPr>
+          <w:p>
+            <w:r>
+              <w:t>Upload both document types and verify processing</w:t>
             </w:r>
           </w:p>
         </w:tc>
       </w:tr>
       <w:tr>
-        <w:trPr>
-          <w:cantSplit/>
-        </w:trPr>
-        <w:tc>
-          <w:tcPr>
-            <w:tcW w:type="dxa" w:w="1152"/>
-            <w:vAlign w:val="center"/>
-            <w:tcMar>
-              <w:top w:w="80" w:type="dxa"/>
-              <w:bottom w:w="80" w:type="dxa"/>
-              <w:left w:w="100" w:type="dxa"/>
-              <w:right w:w="100" w:type="dxa"/>
-            </w:tcMar>
-          </w:tcPr>
-          <w:p>
-            <w:pPr>
-              <w:jc w:val="center"/>
-            </w:pPr>
-            <w:r>
-              <w:rPr>
-                <w:b/>
-                <w:sz w:val="17"/>
-              </w:rPr>
-              <w:t>FR4</w:t>
-            </w:r>
-          </w:p>
-        </w:tc>
-        <w:tc>
-          <w:tcPr>
-            <w:tcW w:type="dxa" w:w="3600"/>
-            <w:vAlign w:val="center"/>
-            <w:tcMar>
-              <w:top w:w="80" w:type="dxa"/>
-              <w:bottom w:w="80" w:type="dxa"/>
-              <w:left w:w="100" w:type="dxa"/>
-              <w:right w:w="100" w:type="dxa"/>
-            </w:tcMar>
-          </w:tcPr>
-          <w:p>
-            <w:pPr>
-              <w:jc w:val="left"/>
-            </w:pPr>
-            <w:r>
-              <w:rPr>
-                <w:sz w:val="17"/>
-              </w:rPr>
-              <w:t>Normalize extracted inputs into GridSenpAI input schema</w:t>
-            </w:r>
-          </w:p>
-        </w:tc>
-        <w:tc>
-          <w:tcPr>
-            <w:tcW w:type="dxa" w:w="4320"/>
-            <w:vAlign w:val="center"/>
-            <w:tcMar>
-              <w:top w:w="80" w:type="dxa"/>
-              <w:bottom w:w="80" w:type="dxa"/>
-              <w:left w:w="100" w:type="dxa"/>
-              <w:right w:w="100" w:type="dxa"/>
-            </w:tcMar>
-          </w:tcPr>
-          <w:p>
-            <w:pPr>
-              <w:jc w:val="left"/>
-            </w:pPr>
-            <w:r>
-              <w:rPr>
-                <w:sz w:val="17"/>
-              </w:rPr>
-              <w:t>Normalization &amp; Schema Validation Service</w:t>
-            </w:r>
-          </w:p>
-        </w:tc>
-        <w:tc>
-          <w:tcPr>
-            <w:tcW w:type="dxa" w:w="1584"/>
-            <w:vAlign w:val="center"/>
-            <w:tcMar>
-              <w:top w:w="80" w:type="dxa"/>
-              <w:bottom w:w="80" w:type="dxa"/>
-              <w:left w:w="100" w:type="dxa"/>
-              <w:right w:w="100" w:type="dxa"/>
-            </w:tcMar>
-          </w:tcPr>
-          <w:p>
-            <w:pPr>
-              <w:jc w:val="center"/>
-            </w:pPr>
-            <w:r>
-              <w:rPr>
-                <w:sz w:val="17"/>
-              </w:rPr>
-              <w:t>Unit Test</w:t>
-            </w:r>
-          </w:p>
-        </w:tc>
-        <w:tc>
-          <w:tcPr>
-            <w:tcW w:type="dxa" w:w="4464"/>
-            <w:vAlign w:val="center"/>
-            <w:tcMar>
-              <w:top w:w="80" w:type="dxa"/>
-              <w:bottom w:w="80" w:type="dxa"/>
-              <w:left w:w="100" w:type="dxa"/>
-              <w:right w:w="100" w:type="dxa"/>
-            </w:tcMar>
-          </w:tcPr>
-          <w:p>
-            <w:pPr>
-              <w:jc w:val="left"/>
-            </w:pPr>
-            <w:r>
-              <w:rPr>
-                <w:sz w:val="17"/>
-              </w:rPr>
-              <w:t>Feed extraction results and verify normalized values, canonical units, required-field checks, and conformance to GridSenpAI_inputs_schema.json.</w:t>
+        <w:tc>
+          <w:tcPr>
+            <w:tcW w:type="dxa" w:w="1440"/>
+          </w:tcPr>
+          <w:p>
+            <w:r>
+              <w:t>FR-ING-04</w:t>
+            </w:r>
+          </w:p>
+        </w:tc>
+        <w:tc>
+          <w:tcPr>
+            <w:tcW w:type="dxa" w:w="1440"/>
+          </w:tcPr>
+          <w:p>
+            <w:r>
+              <w:t>Perform OCR and layout preprocessing</w:t>
+            </w:r>
+          </w:p>
+        </w:tc>
+        <w:tc>
+          <w:tcPr>
+            <w:tcW w:type="dxa" w:w="1440"/>
+          </w:tcPr>
+          <w:p>
+            <w:r>
+              <w:t>Artifact Ingestion and Preprocessing Service</w:t>
+            </w:r>
+          </w:p>
+        </w:tc>
+        <w:tc>
+          <w:tcPr>
+            <w:tcW w:type="dxa" w:w="1440"/>
+          </w:tcPr>
+          <w:p>
+            <w:r>
+              <w:t>PreprocessedArtifact, SourceAnchor</w:t>
+            </w:r>
+          </w:p>
+        </w:tc>
+        <w:tc>
+          <w:tcPr>
+            <w:tcW w:type="dxa" w:w="1440"/>
+          </w:tcPr>
+          <w:p>
+            <w:r>
+              <w:t>Integration Test</w:t>
+            </w:r>
+          </w:p>
+        </w:tc>
+        <w:tc>
+          <w:tcPr>
+            <w:tcW w:type="dxa" w:w="1440"/>
+          </w:tcPr>
+          <w:p>
+            <w:r>
+              <w:t>Validate OCR extraction and anchor generation</w:t>
             </w:r>
           </w:p>
         </w:tc>
       </w:tr>
       <w:tr>
-        <w:trPr>
-          <w:cantSplit/>
-        </w:trPr>
-        <w:tc>
-          <w:tcPr>
-            <w:tcW w:type="dxa" w:w="1152"/>
-            <w:vAlign w:val="center"/>
-            <w:tcMar>
-              <w:top w:w="80" w:type="dxa"/>
-              <w:bottom w:w="80" w:type="dxa"/>
-              <w:left w:w="100" w:type="dxa"/>
-              <w:right w:w="100" w:type="dxa"/>
-            </w:tcMar>
-          </w:tcPr>
-          <w:p>
-            <w:pPr>
-              <w:jc w:val="center"/>
-            </w:pPr>
-            <w:r>
-              <w:rPr>
-                <w:b/>
-                <w:sz w:val="17"/>
-              </w:rPr>
-              <w:t>FR5</w:t>
-            </w:r>
-          </w:p>
-        </w:tc>
-        <w:tc>
-          <w:tcPr>
-            <w:tcW w:type="dxa" w:w="3600"/>
-            <w:vAlign w:val="center"/>
-            <w:tcMar>
-              <w:top w:w="80" w:type="dxa"/>
-              <w:bottom w:w="80" w:type="dxa"/>
-              <w:left w:w="100" w:type="dxa"/>
-              <w:right w:w="100" w:type="dxa"/>
-            </w:tcMar>
-          </w:tcPr>
-          <w:p>
-            <w:pPr>
-              <w:jc w:val="left"/>
-            </w:pPr>
-            <w:r>
-              <w:rPr>
-                <w:sz w:val="17"/>
-              </w:rPr>
-              <w:t>Generate transmission-planner-ready modeling outputs</w:t>
-            </w:r>
-          </w:p>
-        </w:tc>
-        <w:tc>
-          <w:tcPr>
-            <w:tcW w:type="dxa" w:w="4320"/>
-            <w:vAlign w:val="center"/>
-            <w:tcMar>
-              <w:top w:w="80" w:type="dxa"/>
-              <w:bottom w:w="80" w:type="dxa"/>
-              <w:left w:w="100" w:type="dxa"/>
-              <w:right w:w="100" w:type="dxa"/>
-            </w:tcMar>
-          </w:tcPr>
-          <w:p>
-            <w:pPr>
-              <w:jc w:val="left"/>
-            </w:pPr>
-            <w:r>
-              <w:rPr>
-                <w:sz w:val="17"/>
-              </w:rPr>
-              <w:t>Parameter Translation Service; Prompt Builder Service</w:t>
-            </w:r>
-          </w:p>
-        </w:tc>
-        <w:tc>
-          <w:tcPr>
-            <w:tcW w:type="dxa" w:w="1584"/>
-            <w:vAlign w:val="center"/>
-            <w:tcMar>
-              <w:top w:w="80" w:type="dxa"/>
-              <w:bottom w:w="80" w:type="dxa"/>
-              <w:left w:w="100" w:type="dxa"/>
-              <w:right w:w="100" w:type="dxa"/>
-            </w:tcMar>
-          </w:tcPr>
-          <w:p>
-            <w:pPr>
-              <w:jc w:val="center"/>
-            </w:pPr>
-            <w:r>
-              <w:rPr>
-                <w:sz w:val="17"/>
-              </w:rPr>
+        <w:tc>
+          <w:tcPr>
+            <w:tcW w:type="dxa" w:w="1440"/>
+          </w:tcPr>
+          <w:p>
+            <w:r>
+              <w:t>FR-ING-05</w:t>
+            </w:r>
+          </w:p>
+        </w:tc>
+        <w:tc>
+          <w:tcPr>
+            <w:tcW w:type="dxa" w:w="1440"/>
+          </w:tcPr>
+          <w:p>
+            <w:r>
+              <w:t>Preserve artifacts and anchors for traceability</w:t>
+            </w:r>
+          </w:p>
+        </w:tc>
+        <w:tc>
+          <w:tcPr>
+            <w:tcW w:type="dxa" w:w="1440"/>
+          </w:tcPr>
+          <w:p>
+            <w:r>
+              <w:t>Artifact Ingestion and Preprocessing Service</w:t>
+            </w:r>
+          </w:p>
+        </w:tc>
+        <w:tc>
+          <w:tcPr>
+            <w:tcW w:type="dxa" w:w="1440"/>
+          </w:tcPr>
+          <w:p>
+            <w:r>
+              <w:t>Artifact, SourceAnchor</w:t>
+            </w:r>
+          </w:p>
+        </w:tc>
+        <w:tc>
+          <w:tcPr>
+            <w:tcW w:type="dxa" w:w="1440"/>
+          </w:tcPr>
+          <w:p>
+            <w:r>
               <w:t>System Test</w:t>
             </w:r>
           </w:p>
         </w:tc>
         <w:tc>
           <w:tcPr>
-            <w:tcW w:type="dxa" w:w="4464"/>
-            <w:vAlign w:val="center"/>
-            <w:tcMar>
-              <w:top w:w="80" w:type="dxa"/>
-              <w:bottom w:w="80" w:type="dxa"/>
-              <w:left w:w="100" w:type="dxa"/>
-              <w:right w:w="100" w:type="dxa"/>
-            </w:tcMar>
-          </w:tcPr>
-          <w:p>
-            <w:pPr>
-              <w:jc w:val="left"/>
-            </w:pPr>
-            <w:r>
-              <w:rPr>
-                <w:sz w:val="17"/>
-              </w:rPr>
-              <w:t>Provide normalized inputs and evidence bundle and verify generation of planner-ready parameters aligned to GridSenpAI_outputs_schema.json.</w:t>
+            <w:tcW w:type="dxa" w:w="1440"/>
+          </w:tcPr>
+          <w:p>
+            <w:r>
+              <w:t>Verify anchors reference original artifact locations</w:t>
             </w:r>
           </w:p>
         </w:tc>
       </w:tr>
       <w:tr>
-        <w:trPr>
-          <w:cantSplit/>
-        </w:trPr>
-        <w:tc>
-          <w:tcPr>
-            <w:tcW w:type="dxa" w:w="1152"/>
-            <w:vAlign w:val="center"/>
-            <w:tcMar>
-              <w:top w:w="80" w:type="dxa"/>
-              <w:bottom w:w="80" w:type="dxa"/>
-              <w:left w:w="100" w:type="dxa"/>
-              <w:right w:w="100" w:type="dxa"/>
-            </w:tcMar>
-          </w:tcPr>
-          <w:p>
-            <w:pPr>
-              <w:jc w:val="center"/>
-            </w:pPr>
-            <w:r>
-              <w:rPr>
-                <w:b/>
-                <w:sz w:val="17"/>
-              </w:rPr>
-              <w:t>FR6</w:t>
-            </w:r>
-          </w:p>
-        </w:tc>
-        <w:tc>
-          <w:tcPr>
-            <w:tcW w:type="dxa" w:w="3600"/>
-            <w:vAlign w:val="center"/>
-            <w:tcMar>
-              <w:top w:w="80" w:type="dxa"/>
-              <w:bottom w:w="80" w:type="dxa"/>
-              <w:left w:w="100" w:type="dxa"/>
-              <w:right w:w="100" w:type="dxa"/>
-            </w:tcMar>
-          </w:tcPr>
-          <w:p>
-            <w:pPr>
-              <w:jc w:val="left"/>
-            </w:pPr>
-            <w:r>
-              <w:rPr>
-                <w:sz w:val="17"/>
-              </w:rPr>
-              <w:t>Output modeling packet including parameters, assumptions, confidence tags, and citations</w:t>
-            </w:r>
-          </w:p>
-        </w:tc>
-        <w:tc>
-          <w:tcPr>
-            <w:tcW w:type="dxa" w:w="4320"/>
-            <w:vAlign w:val="center"/>
-            <w:tcMar>
-              <w:top w:w="80" w:type="dxa"/>
-              <w:bottom w:w="80" w:type="dxa"/>
-              <w:left w:w="100" w:type="dxa"/>
-              <w:right w:w="100" w:type="dxa"/>
-            </w:tcMar>
-          </w:tcPr>
-          <w:p>
-            <w:pPr>
-              <w:jc w:val="left"/>
-            </w:pPr>
-            <w:r>
-              <w:rPr>
-                <w:sz w:val="17"/>
-              </w:rPr>
-              <w:t>Parameter Translation Service; Output Packaging &amp; Export Service</w:t>
-            </w:r>
-          </w:p>
-        </w:tc>
-        <w:tc>
-          <w:tcPr>
-            <w:tcW w:type="dxa" w:w="1584"/>
-            <w:vAlign w:val="center"/>
-            <w:tcMar>
-              <w:top w:w="80" w:type="dxa"/>
-              <w:bottom w:w="80" w:type="dxa"/>
-              <w:left w:w="100" w:type="dxa"/>
-              <w:right w:w="100" w:type="dxa"/>
-            </w:tcMar>
-          </w:tcPr>
-          <w:p>
-            <w:pPr>
-              <w:jc w:val="center"/>
-            </w:pPr>
-            <w:r>
-              <w:rPr>
-                <w:sz w:val="17"/>
-              </w:rPr>
-              <w:t>System Test</w:t>
-            </w:r>
-          </w:p>
-        </w:tc>
-        <w:tc>
-          <w:tcPr>
-            <w:tcW w:type="dxa" w:w="4464"/>
-            <w:vAlign w:val="center"/>
-            <w:tcMar>
-              <w:top w:w="80" w:type="dxa"/>
-              <w:bottom w:w="80" w:type="dxa"/>
-              <w:left w:w="100" w:type="dxa"/>
-              <w:right w:w="100" w:type="dxa"/>
-            </w:tcMar>
-          </w:tcPr>
-          <w:p>
-            <w:pPr>
-              <w:jc w:val="left"/>
-            </w:pPr>
-            <w:r>
-              <w:rPr>
-                <w:sz w:val="17"/>
-              </w:rPr>
-              <w:t>Generate a modeling packet and confirm that parameters, assumptions, confidence tags, and citations are present and that each parameter links to evidence, a rule, or an explicit assumption.</w:t>
+        <w:tc>
+          <w:tcPr>
+            <w:tcW w:type="dxa" w:w="1440"/>
+          </w:tcPr>
+          <w:p>
+            <w:r>
+              <w:t>FR-EXT-01</w:t>
+            </w:r>
+          </w:p>
+        </w:tc>
+        <w:tc>
+          <w:tcPr>
+            <w:tcW w:type="dxa" w:w="1440"/>
+          </w:tcPr>
+          <w:p>
+            <w:r>
+              <w:t>Extract engineering entities from artifacts</w:t>
+            </w:r>
+          </w:p>
+        </w:tc>
+        <w:tc>
+          <w:tcPr>
+            <w:tcW w:type="dxa" w:w="1440"/>
+          </w:tcPr>
+          <w:p>
+            <w:r>
+              <w:t>Extraction and Ontology Classification Service</w:t>
+            </w:r>
+          </w:p>
+        </w:tc>
+        <w:tc>
+          <w:tcPr>
+            <w:tcW w:type="dxa" w:w="1440"/>
+          </w:tcPr>
+          <w:p>
+            <w:r>
+              <w:t>ExtractedFieldCandidate</w:t>
+            </w:r>
+          </w:p>
+        </w:tc>
+        <w:tc>
+          <w:tcPr>
+            <w:tcW w:type="dxa" w:w="1440"/>
+          </w:tcPr>
+          <w:p>
+            <w:r>
+              <w:t>Unit Test</w:t>
+            </w:r>
+          </w:p>
+        </w:tc>
+        <w:tc>
+          <w:tcPr>
+            <w:tcW w:type="dxa" w:w="1440"/>
+          </w:tcPr>
+          <w:p>
+            <w:r>
+              <w:t>Validate entity extraction from documents</w:t>
             </w:r>
           </w:p>
         </w:tc>
       </w:tr>
       <w:tr>
-        <w:trPr>
-          <w:cantSplit/>
-        </w:trPr>
-        <w:tc>
-          <w:tcPr>
-            <w:tcW w:type="dxa" w:w="1152"/>
-            <w:vAlign w:val="center"/>
-            <w:tcMar>
-              <w:top w:w="80" w:type="dxa"/>
-              <w:bottom w:w="80" w:type="dxa"/>
-              <w:left w:w="100" w:type="dxa"/>
-              <w:right w:w="100" w:type="dxa"/>
-            </w:tcMar>
-          </w:tcPr>
-          <w:p>
-            <w:pPr>
-              <w:jc w:val="center"/>
-            </w:pPr>
-            <w:r>
-              <w:rPr>
-                <w:b/>
-                <w:sz w:val="17"/>
-              </w:rPr>
-              <w:t>FR7</w:t>
-            </w:r>
-          </w:p>
-        </w:tc>
-        <w:tc>
-          <w:tcPr>
-            <w:tcW w:type="dxa" w:w="3600"/>
-            <w:vAlign w:val="center"/>
-            <w:tcMar>
-              <w:top w:w="80" w:type="dxa"/>
-              <w:bottom w:w="80" w:type="dxa"/>
-              <w:left w:w="100" w:type="dxa"/>
-              <w:right w:w="100" w:type="dxa"/>
-            </w:tcMar>
-          </w:tcPr>
-          <w:p>
-            <w:pPr>
-              <w:jc w:val="left"/>
-            </w:pPr>
-            <w:r>
-              <w:rPr>
-                <w:sz w:val="17"/>
-              </w:rPr>
-              <w:t>Generate multiple modeling scenarios</w:t>
-            </w:r>
-          </w:p>
-        </w:tc>
-        <w:tc>
-          <w:tcPr>
-            <w:tcW w:type="dxa" w:w="4320"/>
-            <w:vAlign w:val="center"/>
-            <w:tcMar>
-              <w:top w:w="80" w:type="dxa"/>
-              <w:bottom w:w="80" w:type="dxa"/>
-              <w:left w:w="100" w:type="dxa"/>
-              <w:right w:w="100" w:type="dxa"/>
-            </w:tcMar>
-          </w:tcPr>
-          <w:p>
-            <w:pPr>
-              <w:jc w:val="left"/>
-            </w:pPr>
-            <w:r>
-              <w:rPr>
-                <w:sz w:val="17"/>
-              </w:rPr>
-              <w:t>Scenario Generation Service</w:t>
-            </w:r>
-          </w:p>
-        </w:tc>
-        <w:tc>
-          <w:tcPr>
-            <w:tcW w:type="dxa" w:w="1584"/>
-            <w:vAlign w:val="center"/>
-            <w:tcMar>
-              <w:top w:w="80" w:type="dxa"/>
-              <w:bottom w:w="80" w:type="dxa"/>
-              <w:left w:w="100" w:type="dxa"/>
-              <w:right w:w="100" w:type="dxa"/>
-            </w:tcMar>
-          </w:tcPr>
-          <w:p>
-            <w:pPr>
-              <w:jc w:val="center"/>
-            </w:pPr>
-            <w:r>
-              <w:rPr>
-                <w:sz w:val="17"/>
-              </w:rPr>
-              <w:t>System Test</w:t>
-            </w:r>
-          </w:p>
-        </w:tc>
-        <w:tc>
-          <w:tcPr>
-            <w:tcW w:type="dxa" w:w="4464"/>
-            <w:vAlign w:val="center"/>
-            <w:tcMar>
-              <w:top w:w="80" w:type="dxa"/>
-              <w:bottom w:w="80" w:type="dxa"/>
-              <w:left w:w="100" w:type="dxa"/>
-              <w:right w:w="100" w:type="dxa"/>
-            </w:tcMar>
-          </w:tcPr>
-          <w:p>
-            <w:pPr>
-              <w:jc w:val="left"/>
-            </w:pPr>
-            <w:r>
-              <w:rPr>
-                <w:sz w:val="17"/>
-              </w:rPr>
-              <w:t>Verify generation of Typical, Conservative, and Best-Case scenarios with explicit parameter bounds, labels, and rationale.</w:t>
+        <w:tc>
+          <w:tcPr>
+            <w:tcW w:type="dxa" w:w="1440"/>
+          </w:tcPr>
+          <w:p>
+            <w:r>
+              <w:t>FR-EXT-02</w:t>
+            </w:r>
+          </w:p>
+        </w:tc>
+        <w:tc>
+          <w:tcPr>
+            <w:tcW w:type="dxa" w:w="1440"/>
+          </w:tcPr>
+          <w:p>
+            <w:r>
+              <w:t>Extract interconnection‑relevant entities</w:t>
+            </w:r>
+          </w:p>
+        </w:tc>
+        <w:tc>
+          <w:tcPr>
+            <w:tcW w:type="dxa" w:w="1440"/>
+          </w:tcPr>
+          <w:p>
+            <w:r>
+              <w:t>Extraction and Ontology Classification Service</w:t>
+            </w:r>
+          </w:p>
+        </w:tc>
+        <w:tc>
+          <w:tcPr>
+            <w:tcW w:type="dxa" w:w="1440"/>
+          </w:tcPr>
+          <w:p>
+            <w:r>
+              <w:t>ExtractedFieldCandidate</w:t>
+            </w:r>
+          </w:p>
+        </w:tc>
+        <w:tc>
+          <w:tcPr>
+            <w:tcW w:type="dxa" w:w="1440"/>
+          </w:tcPr>
+          <w:p>
+            <w:r>
+              <w:t>Integration Test</w:t>
+            </w:r>
+          </w:p>
+        </w:tc>
+        <w:tc>
+          <w:tcPr>
+            <w:tcW w:type="dxa" w:w="1440"/>
+          </w:tcPr>
+          <w:p>
+            <w:r>
+              <w:t>Validate POI, topology, and protection extraction</w:t>
             </w:r>
           </w:p>
         </w:tc>
       </w:tr>
       <w:tr>
-        <w:trPr>
-          <w:cantSplit/>
-        </w:trPr>
-        <w:tc>
-          <w:tcPr>
-            <w:tcW w:type="dxa" w:w="1152"/>
-            <w:vAlign w:val="center"/>
-            <w:tcMar>
-              <w:top w:w="80" w:type="dxa"/>
-              <w:bottom w:w="80" w:type="dxa"/>
-              <w:left w:w="100" w:type="dxa"/>
-              <w:right w:w="100" w:type="dxa"/>
-            </w:tcMar>
-          </w:tcPr>
-          <w:p>
-            <w:pPr>
-              <w:jc w:val="center"/>
-            </w:pPr>
-            <w:r>
-              <w:rPr>
-                <w:b/>
-                <w:sz w:val="17"/>
-              </w:rPr>
-              <w:t>FR8</w:t>
-            </w:r>
-          </w:p>
-        </w:tc>
-        <w:tc>
-          <w:tcPr>
-            <w:tcW w:type="dxa" w:w="3600"/>
-            <w:vAlign w:val="center"/>
-            <w:tcMar>
-              <w:top w:w="80" w:type="dxa"/>
-              <w:bottom w:w="80" w:type="dxa"/>
-              <w:left w:w="100" w:type="dxa"/>
-              <w:right w:w="100" w:type="dxa"/>
-            </w:tcMar>
-          </w:tcPr>
-          <w:p>
-            <w:pPr>
-              <w:jc w:val="left"/>
-            </w:pPr>
-            <w:r>
-              <w:rPr>
-                <w:sz w:val="17"/>
-              </w:rPr>
-              <w:t>Identify missing or ambiguous information and generate follow-up questions</w:t>
-            </w:r>
-          </w:p>
-        </w:tc>
-        <w:tc>
-          <w:tcPr>
-            <w:tcW w:type="dxa" w:w="4320"/>
-            <w:vAlign w:val="center"/>
-            <w:tcMar>
-              <w:top w:w="80" w:type="dxa"/>
-              <w:bottom w:w="80" w:type="dxa"/>
-              <w:left w:w="100" w:type="dxa"/>
-              <w:right w:w="100" w:type="dxa"/>
-            </w:tcMar>
-          </w:tcPr>
-          <w:p>
-            <w:pPr>
-              <w:jc w:val="left"/>
-            </w:pPr>
-            <w:r>
-              <w:rPr>
-                <w:sz w:val="17"/>
-              </w:rPr>
-              <w:t>Normalization &amp; Schema Validation Service; API Gateway / Web UI</w:t>
-            </w:r>
-          </w:p>
-        </w:tc>
-        <w:tc>
-          <w:tcPr>
-            <w:tcW w:type="dxa" w:w="1584"/>
-            <w:vAlign w:val="center"/>
-            <w:tcMar>
-              <w:top w:w="80" w:type="dxa"/>
-              <w:bottom w:w="80" w:type="dxa"/>
-              <w:left w:w="100" w:type="dxa"/>
-              <w:right w:w="100" w:type="dxa"/>
-            </w:tcMar>
-          </w:tcPr>
-          <w:p>
-            <w:pPr>
-              <w:jc w:val="center"/>
-            </w:pPr>
-            <w:r>
-              <w:rPr>
-                <w:sz w:val="17"/>
-              </w:rPr>
+        <w:tc>
+          <w:tcPr>
+            <w:tcW w:type="dxa" w:w="1440"/>
+          </w:tcPr>
+          <w:p>
+            <w:r>
+              <w:t>FR-EXT-03</w:t>
+            </w:r>
+          </w:p>
+        </w:tc>
+        <w:tc>
+          <w:tcPr>
+            <w:tcW w:type="dxa" w:w="1440"/>
+          </w:tcPr>
+          <w:p>
+            <w:r>
+              <w:t>Normalize extracted units and values</w:t>
+            </w:r>
+          </w:p>
+        </w:tc>
+        <w:tc>
+          <w:tcPr>
+            <w:tcW w:type="dxa" w:w="1440"/>
+          </w:tcPr>
+          <w:p>
+            <w:r>
+              <w:t>Normalization and Deterministic Validation Service</w:t>
+            </w:r>
+          </w:p>
+        </w:tc>
+        <w:tc>
+          <w:tcPr>
+            <w:tcW w:type="dxa" w:w="1440"/>
+          </w:tcPr>
+          <w:p>
+            <w:r>
+              <w:t>CanonicalFieldRecord</w:t>
+            </w:r>
+          </w:p>
+        </w:tc>
+        <w:tc>
+          <w:tcPr>
+            <w:tcW w:type="dxa" w:w="1440"/>
+          </w:tcPr>
+          <w:p>
+            <w:r>
               <w:t>Unit Test</w:t>
             </w:r>
           </w:p>
         </w:tc>
         <w:tc>
           <w:tcPr>
-            <w:tcW w:type="dxa" w:w="4464"/>
-            <w:vAlign w:val="center"/>
-            <w:tcMar>
-              <w:top w:w="80" w:type="dxa"/>
-              <w:bottom w:w="80" w:type="dxa"/>
-              <w:left w:w="100" w:type="dxa"/>
-              <w:right w:w="100" w:type="dxa"/>
-            </w:tcMar>
-          </w:tcPr>
-          <w:p>
-            <w:pPr>
-              <w:jc w:val="left"/>
-            </w:pPr>
-            <w:r>
-              <w:rPr>
-                <w:sz w:val="17"/>
-              </w:rPr>
-              <w:t>Provide incomplete or ambiguous inputs and verify creation and presentation of a structured missing-data list and targeted follow-up questions.</w:t>
+            <w:tcW w:type="dxa" w:w="1440"/>
+          </w:tcPr>
+          <w:p>
+            <w:r>
+              <w:t>Verify unit normalization and type validation</w:t>
             </w:r>
           </w:p>
         </w:tc>
       </w:tr>
       <w:tr>
-        <w:trPr>
-          <w:cantSplit/>
-        </w:trPr>
-        <w:tc>
-          <w:tcPr>
-            <w:tcW w:type="dxa" w:w="1152"/>
-            <w:vAlign w:val="center"/>
-            <w:tcMar>
-              <w:top w:w="80" w:type="dxa"/>
-              <w:bottom w:w="80" w:type="dxa"/>
-              <w:left w:w="100" w:type="dxa"/>
-              <w:right w:w="100" w:type="dxa"/>
-            </w:tcMar>
-          </w:tcPr>
-          <w:p>
-            <w:pPr>
-              <w:jc w:val="center"/>
-            </w:pPr>
-            <w:r>
-              <w:rPr>
-                <w:b/>
-                <w:sz w:val="17"/>
-              </w:rPr>
-              <w:t>FR9</w:t>
-            </w:r>
-          </w:p>
-        </w:tc>
-        <w:tc>
-          <w:tcPr>
-            <w:tcW w:type="dxa" w:w="3600"/>
-            <w:vAlign w:val="center"/>
-            <w:tcMar>
-              <w:top w:w="80" w:type="dxa"/>
-              <w:bottom w:w="80" w:type="dxa"/>
-              <w:left w:w="100" w:type="dxa"/>
-              <w:right w:w="100" w:type="dxa"/>
-            </w:tcMar>
-          </w:tcPr>
-          <w:p>
-            <w:pPr>
-              <w:jc w:val="left"/>
-            </w:pPr>
-            <w:r>
-              <w:rPr>
-                <w:sz w:val="17"/>
-              </w:rPr>
-              <w:t>Support export formats including structured JSON and human-readable reports</w:t>
-            </w:r>
-          </w:p>
-        </w:tc>
-        <w:tc>
-          <w:tcPr>
-            <w:tcW w:type="dxa" w:w="4320"/>
-            <w:vAlign w:val="center"/>
-            <w:tcMar>
-              <w:top w:w="80" w:type="dxa"/>
-              <w:bottom w:w="80" w:type="dxa"/>
-              <w:left w:w="100" w:type="dxa"/>
-              <w:right w:w="100" w:type="dxa"/>
-            </w:tcMar>
-          </w:tcPr>
-          <w:p>
-            <w:pPr>
-              <w:jc w:val="left"/>
-            </w:pPr>
-            <w:r>
-              <w:rPr>
-                <w:sz w:val="17"/>
-              </w:rPr>
-              <w:t>Output Packaging &amp; Export Service</w:t>
-            </w:r>
-          </w:p>
-        </w:tc>
-        <w:tc>
-          <w:tcPr>
-            <w:tcW w:type="dxa" w:w="1584"/>
-            <w:vAlign w:val="center"/>
-            <w:tcMar>
-              <w:top w:w="80" w:type="dxa"/>
-              <w:bottom w:w="80" w:type="dxa"/>
-              <w:left w:w="100" w:type="dxa"/>
-              <w:right w:w="100" w:type="dxa"/>
-            </w:tcMar>
-          </w:tcPr>
-          <w:p>
-            <w:pPr>
-              <w:jc w:val="center"/>
-            </w:pPr>
-            <w:r>
-              <w:rPr>
-                <w:sz w:val="17"/>
-              </w:rPr>
-              <w:t>Integration Test</w:t>
-            </w:r>
-          </w:p>
-        </w:tc>
-        <w:tc>
-          <w:tcPr>
-            <w:tcW w:type="dxa" w:w="4464"/>
-            <w:vAlign w:val="center"/>
-            <w:tcMar>
-              <w:top w:w="80" w:type="dxa"/>
-              <w:bottom w:w="80" w:type="dxa"/>
-              <w:left w:w="100" w:type="dxa"/>
-              <w:right w:w="100" w:type="dxa"/>
-            </w:tcMar>
-          </w:tcPr>
-          <w:p>
-            <w:pPr>
-              <w:jc w:val="left"/>
-            </w:pPr>
-            <w:r>
-              <w:rPr>
-                <w:sz w:val="17"/>
-              </w:rPr>
-              <w:t>Generate export artifacts and verify valid JSON outputs, Word/PDF report packet creation, and export manifest integrity.</w:t>
+        <w:tc>
+          <w:tcPr>
+            <w:tcW w:type="dxa" w:w="1440"/>
+          </w:tcPr>
+          <w:p>
+            <w:r>
+              <w:t>FR-EXT-04</w:t>
+            </w:r>
+          </w:p>
+        </w:tc>
+        <w:tc>
+          <w:tcPr>
+            <w:tcW w:type="dxa" w:w="1440"/>
+          </w:tcPr>
+          <w:p>
+            <w:r>
+              <w:t>Classify concepts using ontology</w:t>
+            </w:r>
+          </w:p>
+        </w:tc>
+        <w:tc>
+          <w:tcPr>
+            <w:tcW w:type="dxa" w:w="1440"/>
+          </w:tcPr>
+          <w:p>
+            <w:r>
+              <w:t>Extraction and Ontology Classification Service</w:t>
+            </w:r>
+          </w:p>
+        </w:tc>
+        <w:tc>
+          <w:tcPr>
+            <w:tcW w:type="dxa" w:w="1440"/>
+          </w:tcPr>
+          <w:p>
+            <w:r>
+              <w:t>OntologyConcept, OntologyMapping</w:t>
+            </w:r>
+          </w:p>
+        </w:tc>
+        <w:tc>
+          <w:tcPr>
+            <w:tcW w:type="dxa" w:w="1440"/>
+          </w:tcPr>
+          <w:p>
+            <w:r>
+              <w:t>Unit Test</w:t>
+            </w:r>
+          </w:p>
+        </w:tc>
+        <w:tc>
+          <w:tcPr>
+            <w:tcW w:type="dxa" w:w="1440"/>
+          </w:tcPr>
+          <w:p>
+            <w:r>
+              <w:t>Verify ontology classification</w:t>
             </w:r>
           </w:p>
         </w:tc>
       </w:tr>
       <w:tr>
-        <w:trPr>
-          <w:cantSplit/>
-        </w:trPr>
-        <w:tc>
-          <w:tcPr>
-            <w:tcW w:type="dxa" w:w="1152"/>
-            <w:vAlign w:val="center"/>
-            <w:tcMar>
-              <w:top w:w="80" w:type="dxa"/>
-              <w:bottom w:w="80" w:type="dxa"/>
-              <w:left w:w="100" w:type="dxa"/>
-              <w:right w:w="100" w:type="dxa"/>
-            </w:tcMar>
-          </w:tcPr>
-          <w:p>
-            <w:pPr>
-              <w:jc w:val="center"/>
-            </w:pPr>
-            <w:r>
-              <w:rPr>
-                <w:b/>
-                <w:sz w:val="17"/>
-              </w:rPr>
-              <w:t>FR10</w:t>
-            </w:r>
-          </w:p>
-        </w:tc>
-        <w:tc>
-          <w:tcPr>
-            <w:tcW w:type="dxa" w:w="3600"/>
-            <w:vAlign w:val="center"/>
-            <w:tcMar>
-              <w:top w:w="80" w:type="dxa"/>
-              <w:bottom w:w="80" w:type="dxa"/>
-              <w:left w:w="100" w:type="dxa"/>
-              <w:right w:w="100" w:type="dxa"/>
-            </w:tcMar>
-          </w:tcPr>
-          <w:p>
-            <w:pPr>
-              <w:jc w:val="left"/>
-            </w:pPr>
-            <w:r>
-              <w:rPr>
-                <w:sz w:val="17"/>
-              </w:rPr>
-              <w:t>Support re-run and versioning of model outputs</w:t>
-            </w:r>
-          </w:p>
-        </w:tc>
-        <w:tc>
-          <w:tcPr>
-            <w:tcW w:type="dxa" w:w="4320"/>
-            <w:vAlign w:val="center"/>
-            <w:tcMar>
-              <w:top w:w="80" w:type="dxa"/>
-              <w:bottom w:w="80" w:type="dxa"/>
-              <w:left w:w="100" w:type="dxa"/>
-              <w:right w:w="100" w:type="dxa"/>
-            </w:tcMar>
-          </w:tcPr>
-          <w:p>
-            <w:pPr>
-              <w:jc w:val="left"/>
-            </w:pPr>
-            <w:r>
-              <w:rPr>
-                <w:sz w:val="17"/>
-              </w:rPr>
-              <w:t>Run Management &amp; Versioning Service; Output Packaging &amp; Export Service</w:t>
-            </w:r>
-          </w:p>
-        </w:tc>
-        <w:tc>
-          <w:tcPr>
-            <w:tcW w:type="dxa" w:w="1584"/>
-            <w:vAlign w:val="center"/>
-            <w:tcMar>
-              <w:top w:w="80" w:type="dxa"/>
-              <w:bottom w:w="80" w:type="dxa"/>
-              <w:left w:w="100" w:type="dxa"/>
-              <w:right w:w="100" w:type="dxa"/>
-            </w:tcMar>
-          </w:tcPr>
-          <w:p>
-            <w:pPr>
-              <w:jc w:val="center"/>
-            </w:pPr>
-            <w:r>
-              <w:rPr>
-                <w:sz w:val="17"/>
-              </w:rPr>
+        <w:tc>
+          <w:tcPr>
+            <w:tcW w:type="dxa" w:w="1440"/>
+          </w:tcPr>
+          <w:p>
+            <w:r>
+              <w:t>FR-EXT-05</w:t>
+            </w:r>
+          </w:p>
+        </w:tc>
+        <w:tc>
+          <w:tcPr>
+            <w:tcW w:type="dxa" w:w="1440"/>
+          </w:tcPr>
+          <w:p>
+            <w:r>
+              <w:t>Retain source anchors for extracted values</w:t>
+            </w:r>
+          </w:p>
+        </w:tc>
+        <w:tc>
+          <w:tcPr>
+            <w:tcW w:type="dxa" w:w="1440"/>
+          </w:tcPr>
+          <w:p>
+            <w:r>
+              <w:t>Extraction and Ontology Classification Service</w:t>
+            </w:r>
+          </w:p>
+        </w:tc>
+        <w:tc>
+          <w:tcPr>
+            <w:tcW w:type="dxa" w:w="1440"/>
+          </w:tcPr>
+          <w:p>
+            <w:r>
+              <w:t>ProvenanceRecord, SourceAnchor</w:t>
+            </w:r>
+          </w:p>
+        </w:tc>
+        <w:tc>
+          <w:tcPr>
+            <w:tcW w:type="dxa" w:w="1440"/>
+          </w:tcPr>
+          <w:p>
+            <w:r>
               <w:t>System Test</w:t>
             </w:r>
           </w:p>
         </w:tc>
         <w:tc>
           <w:tcPr>
-            <w:tcW w:type="dxa" w:w="4464"/>
-            <w:vAlign w:val="center"/>
-            <w:tcMar>
-              <w:top w:w="80" w:type="dxa"/>
-              <w:bottom w:w="80" w:type="dxa"/>
-              <w:left w:w="100" w:type="dxa"/>
-              <w:right w:w="100" w:type="dxa"/>
-            </w:tcMar>
-          </w:tcPr>
-          <w:p>
-            <w:pPr>
-              <w:jc w:val="left"/>
-            </w:pPr>
-            <w:r>
-              <w:rPr>
-                <w:sz w:val="17"/>
-              </w:rPr>
-              <w:t>Update inputs and verify new run version creation, lineage preservation, parameter-difference computation, and changelog generation.</w:t>
+            <w:tcW w:type="dxa" w:w="1440"/>
+          </w:tcPr>
+          <w:p>
+            <w:r>
+              <w:t>Verify evidence linkage to artifacts</w:t>
             </w:r>
           </w:p>
         </w:tc>
       </w:tr>
       <w:tr>
-        <w:trPr>
-          <w:cantSplit/>
-        </w:trPr>
-        <w:tc>
-          <w:tcPr>
-            <w:tcW w:type="dxa" w:w="1152"/>
-            <w:vAlign w:val="center"/>
-            <w:tcMar>
-              <w:top w:w="80" w:type="dxa"/>
-              <w:bottom w:w="80" w:type="dxa"/>
-              <w:left w:w="100" w:type="dxa"/>
-              <w:right w:w="100" w:type="dxa"/>
-            </w:tcMar>
-          </w:tcPr>
-          <w:p>
-            <w:pPr>
-              <w:jc w:val="center"/>
-            </w:pPr>
-            <w:r>
-              <w:rPr>
-                <w:b/>
-                <w:sz w:val="17"/>
-              </w:rPr>
-              <w:t>FR11</w:t>
-            </w:r>
-          </w:p>
-        </w:tc>
-        <w:tc>
-          <w:tcPr>
-            <w:tcW w:type="dxa" w:w="3600"/>
-            <w:vAlign w:val="center"/>
-            <w:tcMar>
-              <w:top w:w="80" w:type="dxa"/>
-              <w:bottom w:w="80" w:type="dxa"/>
-              <w:left w:w="100" w:type="dxa"/>
-              <w:right w:w="100" w:type="dxa"/>
-            </w:tcMar>
-          </w:tcPr>
-          <w:p>
-            <w:pPr>
-              <w:jc w:val="left"/>
-            </w:pPr>
-            <w:r>
-              <w:rPr>
-                <w:sz w:val="17"/>
-              </w:rPr>
-              <w:t>Support validation workflow with telemetry or commissioning data</w:t>
-            </w:r>
-          </w:p>
-        </w:tc>
-        <w:tc>
-          <w:tcPr>
-            <w:tcW w:type="dxa" w:w="4320"/>
-            <w:vAlign w:val="center"/>
-            <w:tcMar>
-              <w:top w:w="80" w:type="dxa"/>
-              <w:bottom w:w="80" w:type="dxa"/>
-              <w:left w:w="100" w:type="dxa"/>
-              <w:right w:w="100" w:type="dxa"/>
-            </w:tcMar>
-          </w:tcPr>
-          <w:p>
-            <w:pPr>
-              <w:jc w:val="left"/>
-            </w:pPr>
-            <w:r>
-              <w:rPr>
-                <w:sz w:val="17"/>
-              </w:rPr>
-              <w:t>Calibration Service; Run Management &amp; Versioning Service</w:t>
-            </w:r>
-          </w:p>
-        </w:tc>
-        <w:tc>
-          <w:tcPr>
-            <w:tcW w:type="dxa" w:w="1584"/>
-            <w:vAlign w:val="center"/>
-            <w:tcMar>
-              <w:top w:w="80" w:type="dxa"/>
-              <w:bottom w:w="80" w:type="dxa"/>
-              <w:left w:w="100" w:type="dxa"/>
-              <w:right w:w="100" w:type="dxa"/>
-            </w:tcMar>
-          </w:tcPr>
-          <w:p>
-            <w:pPr>
-              <w:jc w:val="center"/>
-            </w:pPr>
-            <w:r>
-              <w:rPr>
-                <w:sz w:val="17"/>
-              </w:rPr>
-              <w:t>System Test</w:t>
-            </w:r>
-          </w:p>
-        </w:tc>
-        <w:tc>
-          <w:tcPr>
-            <w:tcW w:type="dxa" w:w="4464"/>
-            <w:vAlign w:val="center"/>
-            <w:tcMar>
-              <w:top w:w="80" w:type="dxa"/>
-              <w:bottom w:w="80" w:type="dxa"/>
-              <w:left w:w="100" w:type="dxa"/>
-              <w:right w:w="100" w:type="dxa"/>
-            </w:tcMar>
-          </w:tcPr>
-          <w:p>
-            <w:pPr>
-              <w:jc w:val="left"/>
-            </w:pPr>
-            <w:r>
-              <w:rPr>
-                <w:sz w:val="17"/>
-              </w:rPr>
-              <w:t>Submit telemetry or commissioning observations and verify parameter updates, confidence adjustments, retained history, and version-preserving calibration lineage.</w:t>
+        <w:tc>
+          <w:tcPr>
+            <w:tcW w:type="dxa" w:w="1440"/>
+          </w:tcPr>
+          <w:p>
+            <w:r>
+              <w:t>FR-RAG-01</w:t>
+            </w:r>
+          </w:p>
+        </w:tc>
+        <w:tc>
+          <w:tcPr>
+            <w:tcW w:type="dxa" w:w="1440"/>
+          </w:tcPr>
+          <w:p>
+            <w:r>
+              <w:t>Retrieve vendor specifications and modeling references</w:t>
+            </w:r>
+          </w:p>
+        </w:tc>
+        <w:tc>
+          <w:tcPr>
+            <w:tcW w:type="dxa" w:w="1440"/>
+          </w:tcPr>
+          <w:p>
+            <w:r>
+              <w:t>Retrieval and Knowledge Support Service</w:t>
+            </w:r>
+          </w:p>
+        </w:tc>
+        <w:tc>
+          <w:tcPr>
+            <w:tcW w:type="dxa" w:w="1440"/>
+          </w:tcPr>
+          <w:p>
+            <w:r>
+              <w:t>EvidenceBundle, EvidenceSnippet</w:t>
+            </w:r>
+          </w:p>
+        </w:tc>
+        <w:tc>
+          <w:tcPr>
+            <w:tcW w:type="dxa" w:w="1440"/>
+          </w:tcPr>
+          <w:p>
+            <w:r>
+              <w:t>Integration Test</w:t>
+            </w:r>
+          </w:p>
+        </w:tc>
+        <w:tc>
+          <w:tcPr>
+            <w:tcW w:type="dxa" w:w="1440"/>
+          </w:tcPr>
+          <w:p>
+            <w:r>
+              <w:t>Validate retrieval of equipment references</w:t>
             </w:r>
           </w:p>
         </w:tc>
       </w:tr>
       <w:tr>
-        <w:trPr>
-          <w:cantSplit/>
-        </w:trPr>
-        <w:tc>
-          <w:tcPr>
-            <w:tcW w:type="dxa" w:w="1152"/>
-            <w:vAlign w:val="center"/>
-            <w:tcMar>
-              <w:top w:w="80" w:type="dxa"/>
-              <w:bottom w:w="80" w:type="dxa"/>
-              <w:left w:w="100" w:type="dxa"/>
-              <w:right w:w="100" w:type="dxa"/>
-            </w:tcMar>
-          </w:tcPr>
-          <w:p>
-            <w:pPr>
-              <w:jc w:val="center"/>
-            </w:pPr>
-            <w:r>
-              <w:rPr>
-                <w:b/>
-                <w:sz w:val="17"/>
-              </w:rPr>
-              <w:t>NFR1</w:t>
-            </w:r>
-          </w:p>
-        </w:tc>
-        <w:tc>
-          <w:tcPr>
-            <w:tcW w:type="dxa" w:w="3600"/>
-            <w:vAlign w:val="center"/>
-            <w:tcMar>
-              <w:top w:w="80" w:type="dxa"/>
-              <w:bottom w:w="80" w:type="dxa"/>
-              <w:left w:w="100" w:type="dxa"/>
-              <w:right w:w="100" w:type="dxa"/>
-            </w:tcMar>
-          </w:tcPr>
-          <w:p>
-            <w:pPr>
-              <w:jc w:val="left"/>
-            </w:pPr>
-            <w:r>
-              <w:rPr>
-                <w:sz w:val="17"/>
-              </w:rPr>
-              <w:t>Enforce least-privilege access control</w:t>
-            </w:r>
-          </w:p>
-        </w:tc>
-        <w:tc>
-          <w:tcPr>
-            <w:tcW w:type="dxa" w:w="4320"/>
-            <w:vAlign w:val="center"/>
-            <w:tcMar>
-              <w:top w:w="80" w:type="dxa"/>
-              <w:bottom w:w="80" w:type="dxa"/>
-              <w:left w:w="100" w:type="dxa"/>
-              <w:right w:w="100" w:type="dxa"/>
-            </w:tcMar>
-          </w:tcPr>
-          <w:p>
-            <w:pPr>
-              <w:jc w:val="left"/>
-            </w:pPr>
-            <w:r>
-              <w:rPr>
-                <w:sz w:val="17"/>
-              </w:rPr>
-              <w:t>API Gateway / Web UI; Identity and Access Management</w:t>
-            </w:r>
-          </w:p>
-        </w:tc>
-        <w:tc>
-          <w:tcPr>
-            <w:tcW w:type="dxa" w:w="1584"/>
-            <w:vAlign w:val="center"/>
-            <w:tcMar>
-              <w:top w:w="80" w:type="dxa"/>
-              <w:bottom w:w="80" w:type="dxa"/>
-              <w:left w:w="100" w:type="dxa"/>
-              <w:right w:w="100" w:type="dxa"/>
-            </w:tcMar>
-          </w:tcPr>
-          <w:p>
-            <w:pPr>
-              <w:jc w:val="center"/>
-            </w:pPr>
-            <w:r>
-              <w:rPr>
-                <w:sz w:val="17"/>
-              </w:rPr>
-              <w:t>Security Test</w:t>
-            </w:r>
-          </w:p>
-        </w:tc>
-        <w:tc>
-          <w:tcPr>
-            <w:tcW w:type="dxa" w:w="4464"/>
-            <w:vAlign w:val="center"/>
-            <w:tcMar>
-              <w:top w:w="80" w:type="dxa"/>
-              <w:bottom w:w="80" w:type="dxa"/>
-              <w:left w:w="100" w:type="dxa"/>
-              <w:right w:w="100" w:type="dxa"/>
-            </w:tcMar>
-          </w:tcPr>
-          <w:p>
-            <w:pPr>
-              <w:jc w:val="left"/>
-            </w:pPr>
-            <w:r>
-              <w:rPr>
-                <w:sz w:val="17"/>
-              </w:rPr>
-              <w:t>Verify project-scoped role-based access restrictions for Engineer, Planner, Administrator, and Auditor roles.</w:t>
+        <w:tc>
+          <w:tcPr>
+            <w:tcW w:type="dxa" w:w="1440"/>
+          </w:tcPr>
+          <w:p>
+            <w:r>
+              <w:t>FR-RAG-02</w:t>
+            </w:r>
+          </w:p>
+        </w:tc>
+        <w:tc>
+          <w:tcPr>
+            <w:tcW w:type="dxa" w:w="1440"/>
+          </w:tcPr>
+          <w:p>
+            <w:r>
+              <w:t>Support equipment reference corpus</w:t>
+            </w:r>
+          </w:p>
+        </w:tc>
+        <w:tc>
+          <w:tcPr>
+            <w:tcW w:type="dxa" w:w="1440"/>
+          </w:tcPr>
+          <w:p>
+            <w:r>
+              <w:t>Retrieval and Knowledge Support Service</w:t>
+            </w:r>
+          </w:p>
+        </w:tc>
+        <w:tc>
+          <w:tcPr>
+            <w:tcW w:type="dxa" w:w="1440"/>
+          </w:tcPr>
+          <w:p>
+            <w:r>
+              <w:t>EvidenceSource</w:t>
+            </w:r>
+          </w:p>
+        </w:tc>
+        <w:tc>
+          <w:tcPr>
+            <w:tcW w:type="dxa" w:w="1440"/>
+          </w:tcPr>
+          <w:p>
+            <w:r>
+              <w:t>System Test</w:t>
+            </w:r>
+          </w:p>
+        </w:tc>
+        <w:tc>
+          <w:tcPr>
+            <w:tcW w:type="dxa" w:w="1440"/>
+          </w:tcPr>
+          <w:p>
+            <w:r>
+              <w:t>Verify retrieval from equipment corpus</w:t>
             </w:r>
           </w:p>
         </w:tc>
       </w:tr>
       <w:tr>
-        <w:trPr>
-          <w:cantSplit/>
-        </w:trPr>
-        <w:tc>
-          <w:tcPr>
-            <w:tcW w:type="dxa" w:w="1152"/>
-            <w:vAlign w:val="center"/>
-            <w:tcMar>
-              <w:top w:w="80" w:type="dxa"/>
-              <w:bottom w:w="80" w:type="dxa"/>
-              <w:left w:w="100" w:type="dxa"/>
-              <w:right w:w="100" w:type="dxa"/>
-            </w:tcMar>
-          </w:tcPr>
-          <w:p>
-            <w:pPr>
-              <w:jc w:val="center"/>
-            </w:pPr>
-            <w:r>
-              <w:rPr>
-                <w:b/>
-                <w:sz w:val="17"/>
-              </w:rPr>
-              <w:t>NFR2</w:t>
-            </w:r>
-          </w:p>
-        </w:tc>
-        <w:tc>
-          <w:tcPr>
-            <w:tcW w:type="dxa" w:w="3600"/>
-            <w:vAlign w:val="center"/>
-            <w:tcMar>
-              <w:top w:w="80" w:type="dxa"/>
-              <w:bottom w:w="80" w:type="dxa"/>
-              <w:left w:w="100" w:type="dxa"/>
-              <w:right w:w="100" w:type="dxa"/>
-            </w:tcMar>
-          </w:tcPr>
-          <w:p>
-            <w:pPr>
-              <w:jc w:val="left"/>
-            </w:pPr>
-            <w:r>
-              <w:rPr>
-                <w:sz w:val="17"/>
-              </w:rPr>
-              <w:t>Encrypt documents at rest and in transit</w:t>
-            </w:r>
-          </w:p>
-        </w:tc>
-        <w:tc>
-          <w:tcPr>
-            <w:tcW w:type="dxa" w:w="4320"/>
-            <w:vAlign w:val="center"/>
-            <w:tcMar>
-              <w:top w:w="80" w:type="dxa"/>
-              <w:bottom w:w="80" w:type="dxa"/>
-              <w:left w:w="100" w:type="dxa"/>
-              <w:right w:w="100" w:type="dxa"/>
-            </w:tcMar>
-          </w:tcPr>
-          <w:p>
-            <w:pPr>
-              <w:jc w:val="left"/>
-            </w:pPr>
-            <w:r>
-              <w:rPr>
-                <w:sz w:val="17"/>
-              </w:rPr>
-              <w:t>Object Storage Layer; Key Management Service</w:t>
-            </w:r>
-          </w:p>
-        </w:tc>
-        <w:tc>
-          <w:tcPr>
-            <w:tcW w:type="dxa" w:w="1584"/>
-            <w:vAlign w:val="center"/>
-            <w:tcMar>
-              <w:top w:w="80" w:type="dxa"/>
-              <w:bottom w:w="80" w:type="dxa"/>
-              <w:left w:w="100" w:type="dxa"/>
-              <w:right w:w="100" w:type="dxa"/>
-            </w:tcMar>
-          </w:tcPr>
-          <w:p>
-            <w:pPr>
-              <w:jc w:val="center"/>
-            </w:pPr>
-            <w:r>
-              <w:rPr>
-                <w:sz w:val="17"/>
-              </w:rPr>
-              <w:t>Security Test</w:t>
-            </w:r>
-          </w:p>
-        </w:tc>
-        <w:tc>
-          <w:tcPr>
-            <w:tcW w:type="dxa" w:w="4464"/>
-            <w:vAlign w:val="center"/>
-            <w:tcMar>
-              <w:top w:w="80" w:type="dxa"/>
-              <w:bottom w:w="80" w:type="dxa"/>
-              <w:left w:w="100" w:type="dxa"/>
-              <w:right w:w="100" w:type="dxa"/>
-            </w:tcMar>
-          </w:tcPr>
-          <w:p>
-            <w:pPr>
-              <w:jc w:val="left"/>
-            </w:pPr>
-            <w:r>
-              <w:rPr>
-                <w:sz w:val="17"/>
-              </w:rPr>
-              <w:t>Verify encryption at rest for stored artifacts and TLS protection for data in transit.</w:t>
+        <w:tc>
+          <w:tcPr>
+            <w:tcW w:type="dxa" w:w="1440"/>
+          </w:tcPr>
+          <w:p>
+            <w:r>
+              <w:t>FR-RAG-03</w:t>
+            </w:r>
+          </w:p>
+        </w:tc>
+        <w:tc>
+          <w:tcPr>
+            <w:tcW w:type="dxa" w:w="1440"/>
+          </w:tcPr>
+          <w:p>
+            <w:r>
+              <w:t>Support multiple knowledge families</w:t>
+            </w:r>
+          </w:p>
+        </w:tc>
+        <w:tc>
+          <w:tcPr>
+            <w:tcW w:type="dxa" w:w="1440"/>
+          </w:tcPr>
+          <w:p>
+            <w:r>
+              <w:t>Retrieval and Knowledge Support Service</w:t>
+            </w:r>
+          </w:p>
+        </w:tc>
+        <w:tc>
+          <w:tcPr>
+            <w:tcW w:type="dxa" w:w="1440"/>
+          </w:tcPr>
+          <w:p>
+            <w:r>
+              <w:t>EvidenceBundle</w:t>
+            </w:r>
+          </w:p>
+        </w:tc>
+        <w:tc>
+          <w:tcPr>
+            <w:tcW w:type="dxa" w:w="1440"/>
+          </w:tcPr>
+          <w:p>
+            <w:r>
+              <w:t>Integration Test</w:t>
+            </w:r>
+          </w:p>
+        </w:tc>
+        <w:tc>
+          <w:tcPr>
+            <w:tcW w:type="dxa" w:w="1440"/>
+          </w:tcPr>
+          <w:p>
+            <w:r>
+              <w:t>Verify routing by source family</w:t>
             </w:r>
           </w:p>
         </w:tc>
       </w:tr>
       <w:tr>
-        <w:trPr>
-          <w:cantSplit/>
-        </w:trPr>
-        <w:tc>
-          <w:tcPr>
-            <w:tcW w:type="dxa" w:w="1152"/>
-            <w:vAlign w:val="center"/>
-            <w:tcMar>
-              <w:top w:w="80" w:type="dxa"/>
-              <w:bottom w:w="80" w:type="dxa"/>
-              <w:left w:w="100" w:type="dxa"/>
-              <w:right w:w="100" w:type="dxa"/>
-            </w:tcMar>
-          </w:tcPr>
-          <w:p>
-            <w:pPr>
-              <w:jc w:val="center"/>
-            </w:pPr>
-            <w:r>
-              <w:rPr>
-                <w:b/>
-                <w:sz w:val="17"/>
-              </w:rPr>
-              <w:t>NFR3</w:t>
-            </w:r>
-          </w:p>
-        </w:tc>
-        <w:tc>
-          <w:tcPr>
-            <w:tcW w:type="dxa" w:w="3600"/>
-            <w:vAlign w:val="center"/>
-            <w:tcMar>
-              <w:top w:w="80" w:type="dxa"/>
-              <w:bottom w:w="80" w:type="dxa"/>
-              <w:left w:w="100" w:type="dxa"/>
-              <w:right w:w="100" w:type="dxa"/>
-            </w:tcMar>
-          </w:tcPr>
-          <w:p>
-            <w:pPr>
-              <w:jc w:val="left"/>
-            </w:pPr>
-            <w:r>
-              <w:rPr>
-                <w:sz w:val="17"/>
-              </w:rPr>
-              <w:t>Log system access and model-generation events for audit</w:t>
-            </w:r>
-          </w:p>
-        </w:tc>
-        <w:tc>
-          <w:tcPr>
-            <w:tcW w:type="dxa" w:w="4320"/>
-            <w:vAlign w:val="center"/>
-            <w:tcMar>
-              <w:top w:w="80" w:type="dxa"/>
-              <w:bottom w:w="80" w:type="dxa"/>
-              <w:left w:w="100" w:type="dxa"/>
-              <w:right w:w="100" w:type="dxa"/>
-            </w:tcMar>
-          </w:tcPr>
-          <w:p>
-            <w:pPr>
-              <w:jc w:val="left"/>
-            </w:pPr>
-            <w:r>
-              <w:rPr>
-                <w:sz w:val="17"/>
-              </w:rPr>
-              <w:t>Run Management &amp; Versioning Service; Platform Observability / Logging</w:t>
-            </w:r>
-          </w:p>
-        </w:tc>
-        <w:tc>
-          <w:tcPr>
-            <w:tcW w:type="dxa" w:w="1584"/>
-            <w:vAlign w:val="center"/>
-            <w:tcMar>
-              <w:top w:w="80" w:type="dxa"/>
-              <w:bottom w:w="80" w:type="dxa"/>
-              <w:left w:w="100" w:type="dxa"/>
-              <w:right w:w="100" w:type="dxa"/>
-            </w:tcMar>
-          </w:tcPr>
-          <w:p>
-            <w:pPr>
-              <w:jc w:val="center"/>
-            </w:pPr>
-            <w:r>
-              <w:rPr>
-                <w:sz w:val="17"/>
-              </w:rPr>
-              <w:t>Audit Test</w:t>
-            </w:r>
-          </w:p>
-        </w:tc>
-        <w:tc>
-          <w:tcPr>
-            <w:tcW w:type="dxa" w:w="4464"/>
-            <w:vAlign w:val="center"/>
-            <w:tcMar>
-              <w:top w:w="80" w:type="dxa"/>
-              <w:bottom w:w="80" w:type="dxa"/>
-              <w:left w:w="100" w:type="dxa"/>
-              <w:right w:w="100" w:type="dxa"/>
-            </w:tcMar>
-          </w:tcPr>
-          <w:p>
-            <w:pPr>
-              <w:jc w:val="left"/>
-            </w:pPr>
-            <w:r>
-              <w:rPr>
-                <w:sz w:val="17"/>
-              </w:rPr>
-              <w:t>Confirm logs record document access, run execution, export actions, and other auditable system events required by the architecture.</w:t>
+        <w:tc>
+          <w:tcPr>
+            <w:tcW w:type="dxa" w:w="1440"/>
+          </w:tcPr>
+          <w:p>
+            <w:r>
+              <w:t>FR-RAG-04</w:t>
+            </w:r>
+          </w:p>
+        </w:tc>
+        <w:tc>
+          <w:tcPr>
+            <w:tcW w:type="dxa" w:w="1440"/>
+          </w:tcPr>
+          <w:p>
+            <w:r>
+              <w:t>Maintain terminology mapping between domains</w:t>
+            </w:r>
+          </w:p>
+        </w:tc>
+        <w:tc>
+          <w:tcPr>
+            <w:tcW w:type="dxa" w:w="1440"/>
+          </w:tcPr>
+          <w:p>
+            <w:r>
+              <w:t>Retrieval and Knowledge Support Service</w:t>
+            </w:r>
+          </w:p>
+        </w:tc>
+        <w:tc>
+          <w:tcPr>
+            <w:tcW w:type="dxa" w:w="1440"/>
+          </w:tcPr>
+          <w:p>
+            <w:r>
+              <w:t>OntologyConcept</w:t>
+            </w:r>
+          </w:p>
+        </w:tc>
+        <w:tc>
+          <w:tcPr>
+            <w:tcW w:type="dxa" w:w="1440"/>
+          </w:tcPr>
+          <w:p>
+            <w:r>
+              <w:t>Unit Test</w:t>
+            </w:r>
+          </w:p>
+        </w:tc>
+        <w:tc>
+          <w:tcPr>
+            <w:tcW w:type="dxa" w:w="1440"/>
+          </w:tcPr>
+          <w:p>
+            <w:r>
+              <w:t>Validate terminology translation</w:t>
             </w:r>
           </w:p>
         </w:tc>
       </w:tr>
       <w:tr>
-        <w:trPr>
-          <w:cantSplit/>
-        </w:trPr>
-        <w:tc>
-          <w:tcPr>
-            <w:tcW w:type="dxa" w:w="1152"/>
-            <w:vAlign w:val="center"/>
-            <w:tcMar>
-              <w:top w:w="80" w:type="dxa"/>
-              <w:bottom w:w="80" w:type="dxa"/>
-              <w:left w:w="100" w:type="dxa"/>
-              <w:right w:w="100" w:type="dxa"/>
-            </w:tcMar>
-          </w:tcPr>
-          <w:p>
-            <w:pPr>
-              <w:jc w:val="center"/>
-            </w:pPr>
-            <w:r>
-              <w:rPr>
-                <w:b/>
-                <w:sz w:val="17"/>
-              </w:rPr>
-              <w:t>NFR4</w:t>
-            </w:r>
-          </w:p>
-        </w:tc>
-        <w:tc>
-          <w:tcPr>
-            <w:tcW w:type="dxa" w:w="3600"/>
-            <w:vAlign w:val="center"/>
-            <w:tcMar>
-              <w:top w:w="80" w:type="dxa"/>
-              <w:bottom w:w="80" w:type="dxa"/>
-              <w:left w:w="100" w:type="dxa"/>
-              <w:right w:w="100" w:type="dxa"/>
-            </w:tcMar>
-          </w:tcPr>
-          <w:p>
-            <w:pPr>
-              <w:jc w:val="left"/>
-            </w:pPr>
-            <w:r>
-              <w:rPr>
-                <w:sz w:val="17"/>
-              </w:rPr>
-              <w:t>Ensure parameter traceability</w:t>
-            </w:r>
-          </w:p>
-        </w:tc>
-        <w:tc>
-          <w:tcPr>
-            <w:tcW w:type="dxa" w:w="4320"/>
-            <w:vAlign w:val="center"/>
-            <w:tcMar>
-              <w:top w:w="80" w:type="dxa"/>
-              <w:bottom w:w="80" w:type="dxa"/>
-              <w:left w:w="100" w:type="dxa"/>
-              <w:right w:w="100" w:type="dxa"/>
-            </w:tcMar>
-          </w:tcPr>
-          <w:p>
-            <w:pPr>
-              <w:jc w:val="left"/>
-            </w:pPr>
-            <w:r>
-              <w:rPr>
-                <w:sz w:val="17"/>
-              </w:rPr>
-              <w:t>Parameter Translation Service; Output Packaging &amp; Export Service</w:t>
-            </w:r>
-          </w:p>
-        </w:tc>
-        <w:tc>
-          <w:tcPr>
-            <w:tcW w:type="dxa" w:w="1584"/>
-            <w:vAlign w:val="center"/>
-            <w:tcMar>
-              <w:top w:w="80" w:type="dxa"/>
-              <w:bottom w:w="80" w:type="dxa"/>
-              <w:left w:w="100" w:type="dxa"/>
-              <w:right w:w="100" w:type="dxa"/>
-            </w:tcMar>
-          </w:tcPr>
-          <w:p>
-            <w:pPr>
-              <w:jc w:val="center"/>
-            </w:pPr>
-            <w:r>
-              <w:rPr>
-                <w:sz w:val="17"/>
-              </w:rPr>
+        <w:tc>
+          <w:tcPr>
+            <w:tcW w:type="dxa" w:w="1440"/>
+          </w:tcPr>
+          <w:p>
+            <w:r>
+              <w:t>FR-RAG-05</w:t>
+            </w:r>
+          </w:p>
+        </w:tc>
+        <w:tc>
+          <w:tcPr>
+            <w:tcW w:type="dxa" w:w="1440"/>
+          </w:tcPr>
+          <w:p>
+            <w:r>
+              <w:t>Flag evidence gaps when references unavailable</w:t>
+            </w:r>
+          </w:p>
+        </w:tc>
+        <w:tc>
+          <w:tcPr>
+            <w:tcW w:type="dxa" w:w="1440"/>
+          </w:tcPr>
+          <w:p>
+            <w:r>
+              <w:t>Retrieval and Knowledge Support Service</w:t>
+            </w:r>
+          </w:p>
+        </w:tc>
+        <w:tc>
+          <w:tcPr>
+            <w:tcW w:type="dxa" w:w="1440"/>
+          </w:tcPr>
+          <w:p>
+            <w:r>
+              <w:t>EvidenceBundle</w:t>
+            </w:r>
+          </w:p>
+        </w:tc>
+        <w:tc>
+          <w:tcPr>
+            <w:tcW w:type="dxa" w:w="1440"/>
+          </w:tcPr>
+          <w:p>
+            <w:r>
               <w:t>System Test</w:t>
             </w:r>
           </w:p>
         </w:tc>
         <w:tc>
           <w:tcPr>
-            <w:tcW w:type="dxa" w:w="4464"/>
-            <w:vAlign w:val="center"/>
-            <w:tcMar>
-              <w:top w:w="80" w:type="dxa"/>
-              <w:bottom w:w="80" w:type="dxa"/>
-              <w:left w:w="100" w:type="dxa"/>
-              <w:right w:w="100" w:type="dxa"/>
-            </w:tcMar>
-          </w:tcPr>
-          <w:p>
-            <w:pPr>
-              <w:jc w:val="left"/>
-            </w:pPr>
-            <w:r>
-              <w:rPr>
-                <w:sz w:val="17"/>
-              </w:rPr>
-              <w:t>Verify every output parameter contains a provenance reference to a source document/snippet, rule identifier, or explicit assumption.</w:t>
+            <w:tcW w:type="dxa" w:w="1440"/>
+          </w:tcPr>
+          <w:p>
+            <w:r>
+              <w:t>Verify missing‑evidence detection</w:t>
             </w:r>
           </w:p>
         </w:tc>
       </w:tr>
       <w:tr>
-        <w:trPr>
-          <w:cantSplit/>
-        </w:trPr>
-        <w:tc>
-          <w:tcPr>
-            <w:tcW w:type="dxa" w:w="1152"/>
-            <w:vAlign w:val="center"/>
-            <w:tcMar>
-              <w:top w:w="80" w:type="dxa"/>
-              <w:bottom w:w="80" w:type="dxa"/>
-              <w:left w:w="100" w:type="dxa"/>
-              <w:right w:w="100" w:type="dxa"/>
-            </w:tcMar>
-          </w:tcPr>
-          <w:p>
-            <w:pPr>
-              <w:jc w:val="center"/>
-            </w:pPr>
-            <w:r>
-              <w:rPr>
-                <w:b/>
-                <w:sz w:val="17"/>
-              </w:rPr>
-              <w:t>NFR5</w:t>
-            </w:r>
-          </w:p>
-        </w:tc>
-        <w:tc>
-          <w:tcPr>
-            <w:tcW w:type="dxa" w:w="3600"/>
-            <w:vAlign w:val="center"/>
-            <w:tcMar>
-              <w:top w:w="80" w:type="dxa"/>
-              <w:bottom w:w="80" w:type="dxa"/>
-              <w:left w:w="100" w:type="dxa"/>
-              <w:right w:w="100" w:type="dxa"/>
-            </w:tcMar>
-          </w:tcPr>
-          <w:p>
-            <w:pPr>
-              <w:jc w:val="left"/>
-            </w:pPr>
-            <w:r>
-              <w:rPr>
-                <w:sz w:val="17"/>
-              </w:rPr>
-              <w:t>Ensure reproducible outputs</w:t>
-            </w:r>
-          </w:p>
-        </w:tc>
-        <w:tc>
-          <w:tcPr>
-            <w:tcW w:type="dxa" w:w="4320"/>
-            <w:vAlign w:val="center"/>
-            <w:tcMar>
-              <w:top w:w="80" w:type="dxa"/>
-              <w:bottom w:w="80" w:type="dxa"/>
-              <w:left w:w="100" w:type="dxa"/>
-              <w:right w:w="100" w:type="dxa"/>
-            </w:tcMar>
-          </w:tcPr>
-          <w:p>
-            <w:pPr>
-              <w:jc w:val="left"/>
-            </w:pPr>
-            <w:r>
-              <w:rPr>
-                <w:sz w:val="17"/>
-              </w:rPr>
-              <w:t>Run Management &amp; Versioning Service; Canonical State Service; Prompt Builder Service</w:t>
-            </w:r>
-          </w:p>
-        </w:tc>
-        <w:tc>
-          <w:tcPr>
-            <w:tcW w:type="dxa" w:w="1584"/>
-            <w:vAlign w:val="center"/>
-            <w:tcMar>
-              <w:top w:w="80" w:type="dxa"/>
-              <w:bottom w:w="80" w:type="dxa"/>
-              <w:left w:w="100" w:type="dxa"/>
-              <w:right w:w="100" w:type="dxa"/>
-            </w:tcMar>
-          </w:tcPr>
-          <w:p>
-            <w:pPr>
-              <w:jc w:val="center"/>
-            </w:pPr>
-            <w:r>
-              <w:rPr>
-                <w:sz w:val="17"/>
-              </w:rPr>
-              <w:t>Regression Test</w:t>
-            </w:r>
-          </w:p>
-        </w:tc>
-        <w:tc>
-          <w:tcPr>
-            <w:tcW w:type="dxa" w:w="4464"/>
-            <w:vAlign w:val="center"/>
-            <w:tcMar>
-              <w:top w:w="80" w:type="dxa"/>
-              <w:bottom w:w="80" w:type="dxa"/>
-              <w:left w:w="100" w:type="dxa"/>
-              <w:right w:w="100" w:type="dxa"/>
-            </w:tcMar>
-          </w:tcPr>
-          <w:p>
-            <w:pPr>
-              <w:jc w:val="left"/>
-            </w:pPr>
-            <w:r>
-              <w:rPr>
-                <w:sz w:val="17"/>
-              </w:rPr>
-              <w:t>Execute identical runs with pinned configuration and verify reproducible outputs within tolerance using run lineage, prompt versioning, and canonical-state references.</w:t>
+        <w:tc>
+          <w:tcPr>
+            <w:tcW w:type="dxa" w:w="1440"/>
+          </w:tcPr>
+          <w:p>
+            <w:r>
+              <w:t>FR-INT-01</w:t>
+            </w:r>
+          </w:p>
+        </w:tc>
+        <w:tc>
+          <w:tcPr>
+            <w:tcW w:type="dxa" w:w="1440"/>
+          </w:tcPr>
+          <w:p>
+            <w:r>
+              <w:t>Support structured intake interview</w:t>
+            </w:r>
+          </w:p>
+        </w:tc>
+        <w:tc>
+          <w:tcPr>
+            <w:tcW w:type="dxa" w:w="1440"/>
+          </w:tcPr>
+          <w:p>
+            <w:r>
+              <w:t>Structured Interview Intake Service</w:t>
+            </w:r>
+          </w:p>
+        </w:tc>
+        <w:tc>
+          <w:tcPr>
+            <w:tcW w:type="dxa" w:w="1440"/>
+          </w:tcPr>
+          <w:p>
+            <w:r>
+              <w:t>InterviewSession</w:t>
+            </w:r>
+          </w:p>
+        </w:tc>
+        <w:tc>
+          <w:tcPr>
+            <w:tcW w:type="dxa" w:w="1440"/>
+          </w:tcPr>
+          <w:p>
+            <w:r>
+              <w:t>System Test</w:t>
+            </w:r>
+          </w:p>
+        </w:tc>
+        <w:tc>
+          <w:tcPr>
+            <w:tcW w:type="dxa" w:w="1440"/>
+          </w:tcPr>
+          <w:p>
+            <w:r>
+              <w:t>Create session and capture responses</w:t>
             </w:r>
           </w:p>
         </w:tc>
       </w:tr>
       <w:tr>
-        <w:trPr>
-          <w:cantSplit/>
-        </w:trPr>
-        <w:tc>
-          <w:tcPr>
-            <w:tcW w:type="dxa" w:w="1152"/>
-            <w:vAlign w:val="center"/>
-            <w:tcMar>
-              <w:top w:w="80" w:type="dxa"/>
-              <w:bottom w:w="80" w:type="dxa"/>
-              <w:left w:w="100" w:type="dxa"/>
-              <w:right w:w="100" w:type="dxa"/>
-            </w:tcMar>
-          </w:tcPr>
-          <w:p>
-            <w:pPr>
-              <w:jc w:val="center"/>
-            </w:pPr>
-            <w:r>
-              <w:rPr>
-                <w:b/>
-                <w:sz w:val="17"/>
-              </w:rPr>
-              <w:t>NFR6</w:t>
-            </w:r>
-          </w:p>
-        </w:tc>
-        <w:tc>
-          <w:tcPr>
-            <w:tcW w:type="dxa" w:w="3600"/>
-            <w:vAlign w:val="center"/>
-            <w:tcMar>
-              <w:top w:w="80" w:type="dxa"/>
-              <w:bottom w:w="80" w:type="dxa"/>
-              <w:left w:w="100" w:type="dxa"/>
-              <w:right w:w="100" w:type="dxa"/>
-            </w:tcMar>
-          </w:tcPr>
-          <w:p>
-            <w:pPr>
-              <w:jc w:val="left"/>
-            </w:pPr>
-            <w:r>
-              <w:rPr>
-                <w:sz w:val="17"/>
-              </w:rPr>
-              <w:t>Meet acceptable performance timelines</w:t>
-            </w:r>
-          </w:p>
-        </w:tc>
-        <w:tc>
-          <w:tcPr>
-            <w:tcW w:type="dxa" w:w="4320"/>
-            <w:vAlign w:val="center"/>
-            <w:tcMar>
-              <w:top w:w="80" w:type="dxa"/>
-              <w:bottom w:w="80" w:type="dxa"/>
-              <w:left w:w="100" w:type="dxa"/>
-              <w:right w:w="100" w:type="dxa"/>
-            </w:tcMar>
-          </w:tcPr>
-          <w:p>
-            <w:pPr>
-              <w:jc w:val="left"/>
-            </w:pPr>
-            <w:r>
-              <w:rPr>
-                <w:sz w:val="17"/>
-              </w:rPr>
-              <w:t>Processing Pipeline Services; Infrastructure Platform</w:t>
-            </w:r>
-          </w:p>
-        </w:tc>
-        <w:tc>
-          <w:tcPr>
-            <w:tcW w:type="dxa" w:w="1584"/>
-            <w:vAlign w:val="center"/>
-            <w:tcMar>
-              <w:top w:w="80" w:type="dxa"/>
-              <w:bottom w:w="80" w:type="dxa"/>
-              <w:left w:w="100" w:type="dxa"/>
-              <w:right w:w="100" w:type="dxa"/>
-            </w:tcMar>
-          </w:tcPr>
-          <w:p>
-            <w:pPr>
-              <w:jc w:val="center"/>
-            </w:pPr>
-            <w:r>
-              <w:rPr>
-                <w:sz w:val="17"/>
-              </w:rPr>
-              <w:t>Performance Test</w:t>
-            </w:r>
-          </w:p>
-        </w:tc>
-        <w:tc>
-          <w:tcPr>
-            <w:tcW w:type="dxa" w:w="4464"/>
-            <w:vAlign w:val="center"/>
-            <w:tcMar>
-              <w:top w:w="80" w:type="dxa"/>
-              <w:bottom w:w="80" w:type="dxa"/>
-              <w:left w:w="100" w:type="dxa"/>
-              <w:right w:w="100" w:type="dxa"/>
-            </w:tcMar>
-          </w:tcPr>
-          <w:p>
-            <w:pPr>
-              <w:jc w:val="left"/>
-            </w:pPr>
-            <w:r>
-              <w:rPr>
-                <w:sz w:val="17"/>
-              </w:rPr>
-              <w:t>Process a representative submission set and measure completion time against defined operational workflow expectations.</w:t>
+        <w:tc>
+          <w:tcPr>
+            <w:tcW w:type="dxa" w:w="1440"/>
+          </w:tcPr>
+          <w:p>
+            <w:r>
+              <w:t>FR-INT-02</w:t>
+            </w:r>
+          </w:p>
+        </w:tc>
+        <w:tc>
+          <w:tcPr>
+            <w:tcW w:type="dxa" w:w="1440"/>
+          </w:tcPr>
+          <w:p>
+            <w:r>
+              <w:t>Present questions for missing data</w:t>
+            </w:r>
+          </w:p>
+        </w:tc>
+        <w:tc>
+          <w:tcPr>
+            <w:tcW w:type="dxa" w:w="1440"/>
+          </w:tcPr>
+          <w:p>
+            <w:r>
+              <w:t>Structured Interview Intake Service</w:t>
+            </w:r>
+          </w:p>
+        </w:tc>
+        <w:tc>
+          <w:tcPr>
+            <w:tcW w:type="dxa" w:w="1440"/>
+          </w:tcPr>
+          <w:p>
+            <w:r>
+              <w:t>QuestionTemplate</w:t>
+            </w:r>
+          </w:p>
+        </w:tc>
+        <w:tc>
+          <w:tcPr>
+            <w:tcW w:type="dxa" w:w="1440"/>
+          </w:tcPr>
+          <w:p>
+            <w:r>
+              <w:t>System Test</w:t>
+            </w:r>
+          </w:p>
+        </w:tc>
+        <w:tc>
+          <w:tcPr>
+            <w:tcW w:type="dxa" w:w="1440"/>
+          </w:tcPr>
+          <w:p>
+            <w:r>
+              <w:t>Verify targeted question generation</w:t>
             </w:r>
           </w:p>
         </w:tc>
       </w:tr>
       <w:tr>
-        <w:trPr>
-          <w:cantSplit/>
-        </w:trPr>
-        <w:tc>
-          <w:tcPr>
-            <w:tcW w:type="dxa" w:w="1152"/>
-            <w:vAlign w:val="center"/>
-            <w:tcMar>
-              <w:top w:w="80" w:type="dxa"/>
-              <w:bottom w:w="80" w:type="dxa"/>
-              <w:left w:w="100" w:type="dxa"/>
-              <w:right w:w="100" w:type="dxa"/>
-            </w:tcMar>
-          </w:tcPr>
-          <w:p>
-            <w:pPr>
-              <w:jc w:val="center"/>
-            </w:pPr>
-            <w:r>
-              <w:rPr>
-                <w:b/>
-                <w:sz w:val="17"/>
-              </w:rPr>
-              <w:t>NFR7</w:t>
-            </w:r>
-          </w:p>
-        </w:tc>
-        <w:tc>
-          <w:tcPr>
-            <w:tcW w:type="dxa" w:w="3600"/>
-            <w:vAlign w:val="center"/>
-            <w:tcMar>
-              <w:top w:w="80" w:type="dxa"/>
-              <w:bottom w:w="80" w:type="dxa"/>
-              <w:left w:w="100" w:type="dxa"/>
-              <w:right w:w="100" w:type="dxa"/>
-            </w:tcMar>
-          </w:tcPr>
-          <w:p>
-            <w:pPr>
-              <w:jc w:val="left"/>
-            </w:pPr>
-            <w:r>
-              <w:rPr>
-                <w:sz w:val="17"/>
-              </w:rPr>
-              <w:t>Provide enterprise-grade availability</w:t>
-            </w:r>
-          </w:p>
-        </w:tc>
-        <w:tc>
-          <w:tcPr>
-            <w:tcW w:type="dxa" w:w="4320"/>
-            <w:vAlign w:val="center"/>
-            <w:tcMar>
-              <w:top w:w="80" w:type="dxa"/>
-              <w:bottom w:w="80" w:type="dxa"/>
-              <w:left w:w="100" w:type="dxa"/>
-              <w:right w:w="100" w:type="dxa"/>
-            </w:tcMar>
-          </w:tcPr>
-          <w:p>
-            <w:pPr>
-              <w:jc w:val="left"/>
-            </w:pPr>
-            <w:r>
-              <w:rPr>
-                <w:sz w:val="17"/>
-              </w:rPr>
-              <w:t>Deployment Infrastructure; Service Orchestration Platform</w:t>
-            </w:r>
-          </w:p>
-        </w:tc>
-        <w:tc>
-          <w:tcPr>
-            <w:tcW w:type="dxa" w:w="1584"/>
-            <w:vAlign w:val="center"/>
-            <w:tcMar>
-              <w:top w:w="80" w:type="dxa"/>
-              <w:bottom w:w="80" w:type="dxa"/>
-              <w:left w:w="100" w:type="dxa"/>
-              <w:right w:w="100" w:type="dxa"/>
-            </w:tcMar>
-          </w:tcPr>
-          <w:p>
-            <w:pPr>
-              <w:jc w:val="center"/>
-            </w:pPr>
-            <w:r>
-              <w:rPr>
-                <w:sz w:val="17"/>
-              </w:rPr>
-              <w:t>Availability Test</w:t>
-            </w:r>
-          </w:p>
-        </w:tc>
-        <w:tc>
-          <w:tcPr>
-            <w:tcW w:type="dxa" w:w="4464"/>
-            <w:vAlign w:val="center"/>
-            <w:tcMar>
-              <w:top w:w="80" w:type="dxa"/>
-              <w:bottom w:w="80" w:type="dxa"/>
-              <w:left w:w="100" w:type="dxa"/>
-              <w:right w:w="100" w:type="dxa"/>
-            </w:tcMar>
-          </w:tcPr>
-          <w:p>
-            <w:pPr>
-              <w:jc w:val="left"/>
-            </w:pPr>
-            <w:r>
-              <w:rPr>
-                <w:sz w:val="17"/>
-              </w:rPr>
-              <w:t>Simulate service disruption and verify service recovery, preserved run state, and continued platform availability.</w:t>
+        <w:tc>
+          <w:tcPr>
+            <w:tcW w:type="dxa" w:w="1440"/>
+          </w:tcPr>
+          <w:p>
+            <w:r>
+              <w:t>FR-INT-03</w:t>
+            </w:r>
+          </w:p>
+        </w:tc>
+        <w:tc>
+          <w:tcPr>
+            <w:tcW w:type="dxa" w:w="1440"/>
+          </w:tcPr>
+          <w:p>
+            <w:r>
+              <w:t>Map interview questions to schema fields</w:t>
+            </w:r>
+          </w:p>
+        </w:tc>
+        <w:tc>
+          <w:tcPr>
+            <w:tcW w:type="dxa" w:w="1440"/>
+          </w:tcPr>
+          <w:p>
+            <w:r>
+              <w:t>Structured Interview Intake Service</w:t>
+            </w:r>
+          </w:p>
+        </w:tc>
+        <w:tc>
+          <w:tcPr>
+            <w:tcW w:type="dxa" w:w="1440"/>
+          </w:tcPr>
+          <w:p>
+            <w:r>
+              <w:t>InterviewAnswer</w:t>
+            </w:r>
+          </w:p>
+        </w:tc>
+        <w:tc>
+          <w:tcPr>
+            <w:tcW w:type="dxa" w:w="1440"/>
+          </w:tcPr>
+          <w:p>
+            <w:r>
+              <w:t>Integration Test</w:t>
+            </w:r>
+          </w:p>
+        </w:tc>
+        <w:tc>
+          <w:tcPr>
+            <w:tcW w:type="dxa" w:w="1440"/>
+          </w:tcPr>
+          <w:p>
+            <w:r>
+              <w:t>Validate field mapping</w:t>
             </w:r>
           </w:p>
         </w:tc>
       </w:tr>
       <w:tr>
-        <w:trPr>
-          <w:cantSplit/>
-        </w:trPr>
-        <w:tc>
-          <w:tcPr>
-            <w:tcW w:type="dxa" w:w="1152"/>
-            <w:vAlign w:val="center"/>
-            <w:tcMar>
-              <w:top w:w="80" w:type="dxa"/>
-              <w:bottom w:w="80" w:type="dxa"/>
-              <w:left w:w="100" w:type="dxa"/>
-              <w:right w:w="100" w:type="dxa"/>
-            </w:tcMar>
-          </w:tcPr>
-          <w:p>
-            <w:pPr>
-              <w:jc w:val="center"/>
-            </w:pPr>
-            <w:r>
-              <w:rPr>
-                <w:b/>
-                <w:sz w:val="17"/>
-              </w:rPr>
-              <w:t>NFR8</w:t>
-            </w:r>
-          </w:p>
-        </w:tc>
-        <w:tc>
-          <w:tcPr>
-            <w:tcW w:type="dxa" w:w="3600"/>
-            <w:vAlign w:val="center"/>
-            <w:tcMar>
-              <w:top w:w="80" w:type="dxa"/>
-              <w:bottom w:w="80" w:type="dxa"/>
-              <w:left w:w="100" w:type="dxa"/>
-              <w:right w:w="100" w:type="dxa"/>
-            </w:tcMar>
-          </w:tcPr>
-          <w:p>
-            <w:pPr>
-              <w:jc w:val="left"/>
-            </w:pPr>
-            <w:r>
-              <w:rPr>
-                <w:sz w:val="17"/>
-              </w:rPr>
-              <w:t>Support configurable data retention policies</w:t>
-            </w:r>
-          </w:p>
-        </w:tc>
-        <w:tc>
-          <w:tcPr>
-            <w:tcW w:type="dxa" w:w="4320"/>
-            <w:vAlign w:val="center"/>
-            <w:tcMar>
-              <w:top w:w="80" w:type="dxa"/>
-              <w:bottom w:w="80" w:type="dxa"/>
-              <w:left w:w="100" w:type="dxa"/>
-              <w:right w:w="100" w:type="dxa"/>
-            </w:tcMar>
-          </w:tcPr>
-          <w:p>
-            <w:pPr>
-              <w:jc w:val="left"/>
-            </w:pPr>
-            <w:r>
-              <w:rPr>
-                <w:sz w:val="17"/>
-              </w:rPr>
-              <w:t>Object Storage; Retention Policy Management</w:t>
-            </w:r>
-          </w:p>
-        </w:tc>
-        <w:tc>
-          <w:tcPr>
-            <w:tcW w:type="dxa" w:w="1584"/>
-            <w:vAlign w:val="center"/>
-            <w:tcMar>
-              <w:top w:w="80" w:type="dxa"/>
-              <w:bottom w:w="80" w:type="dxa"/>
-              <w:left w:w="100" w:type="dxa"/>
-              <w:right w:w="100" w:type="dxa"/>
-            </w:tcMar>
-          </w:tcPr>
-          <w:p>
-            <w:pPr>
-              <w:jc w:val="center"/>
-            </w:pPr>
-            <w:r>
-              <w:rPr>
-                <w:sz w:val="17"/>
-              </w:rPr>
+        <w:tc>
+          <w:tcPr>
+            <w:tcW w:type="dxa" w:w="1440"/>
+          </w:tcPr>
+          <w:p>
+            <w:r>
+              <w:t>FR-INT-04</w:t>
+            </w:r>
+          </w:p>
+        </w:tc>
+        <w:tc>
+          <w:tcPr>
+            <w:tcW w:type="dxa" w:w="1440"/>
+          </w:tcPr>
+          <w:p>
+            <w:r>
+              <w:t>Validate interview responses</w:t>
+            </w:r>
+          </w:p>
+        </w:tc>
+        <w:tc>
+          <w:tcPr>
+            <w:tcW w:type="dxa" w:w="1440"/>
+          </w:tcPr>
+          <w:p>
+            <w:r>
+              <w:t>Normalization and Deterministic Validation Service</w:t>
+            </w:r>
+          </w:p>
+        </w:tc>
+        <w:tc>
+          <w:tcPr>
+            <w:tcW w:type="dxa" w:w="1440"/>
+          </w:tcPr>
+          <w:p>
+            <w:r>
+              <w:t>IntakeFieldState</w:t>
+            </w:r>
+          </w:p>
+        </w:tc>
+        <w:tc>
+          <w:tcPr>
+            <w:tcW w:type="dxa" w:w="1440"/>
+          </w:tcPr>
+          <w:p>
+            <w:r>
+              <w:t>Unit Test</w:t>
+            </w:r>
+          </w:p>
+        </w:tc>
+        <w:tc>
+          <w:tcPr>
+            <w:tcW w:type="dxa" w:w="1440"/>
+          </w:tcPr>
+          <w:p>
+            <w:r>
+              <w:t>Validate schema and range constraints</w:t>
+            </w:r>
+          </w:p>
+        </w:tc>
+      </w:tr>
+      <w:tr>
+        <w:tc>
+          <w:tcPr>
+            <w:tcW w:type="dxa" w:w="1440"/>
+          </w:tcPr>
+          <w:p>
+            <w:r>
+              <w:t>FR-INT-05</w:t>
+            </w:r>
+          </w:p>
+        </w:tc>
+        <w:tc>
+          <w:tcPr>
+            <w:tcW w:type="dxa" w:w="1440"/>
+          </w:tcPr>
+          <w:p>
+            <w:r>
+              <w:t>Generate clarification prompts</w:t>
+            </w:r>
+          </w:p>
+        </w:tc>
+        <w:tc>
+          <w:tcPr>
+            <w:tcW w:type="dxa" w:w="1440"/>
+          </w:tcPr>
+          <w:p>
+            <w:r>
+              <w:t>LLM Assistance Control Layer</w:t>
+            </w:r>
+          </w:p>
+        </w:tc>
+        <w:tc>
+          <w:tcPr>
+            <w:tcW w:type="dxa" w:w="1440"/>
+          </w:tcPr>
+          <w:p>
+            <w:r>
+              <w:t>InterviewTurn</w:t>
+            </w:r>
+          </w:p>
+        </w:tc>
+        <w:tc>
+          <w:tcPr>
+            <w:tcW w:type="dxa" w:w="1440"/>
+          </w:tcPr>
+          <w:p>
+            <w:r>
+              <w:t>System Test</w:t>
+            </w:r>
+          </w:p>
+        </w:tc>
+        <w:tc>
+          <w:tcPr>
+            <w:tcW w:type="dxa" w:w="1440"/>
+          </w:tcPr>
+          <w:p>
+            <w:r>
+              <w:t>Verify clarification prompts for invalid responses</w:t>
+            </w:r>
+          </w:p>
+        </w:tc>
+      </w:tr>
+      <w:tr>
+        <w:tc>
+          <w:tcPr>
+            <w:tcW w:type="dxa" w:w="1440"/>
+          </w:tcPr>
+          <w:p>
+            <w:r>
+              <w:t>FR-INT-06</w:t>
+            </w:r>
+          </w:p>
+        </w:tc>
+        <w:tc>
+          <w:tcPr>
+            <w:tcW w:type="dxa" w:w="1440"/>
+          </w:tcPr>
+          <w:p>
+            <w:r>
+              <w:t>Avoid redundant questioning</w:t>
+            </w:r>
+          </w:p>
+        </w:tc>
+        <w:tc>
+          <w:tcPr>
+            <w:tcW w:type="dxa" w:w="1440"/>
+          </w:tcPr>
+          <w:p>
+            <w:r>
+              <w:t>Structured Interview Intake Service</w:t>
+            </w:r>
+          </w:p>
+        </w:tc>
+        <w:tc>
+          <w:tcPr>
+            <w:tcW w:type="dxa" w:w="1440"/>
+          </w:tcPr>
+          <w:p>
+            <w:r>
+              <w:t>IntakeFieldState</w:t>
+            </w:r>
+          </w:p>
+        </w:tc>
+        <w:tc>
+          <w:tcPr>
+            <w:tcW w:type="dxa" w:w="1440"/>
+          </w:tcPr>
+          <w:p>
+            <w:r>
+              <w:t>System Test</w:t>
+            </w:r>
+          </w:p>
+        </w:tc>
+        <w:tc>
+          <w:tcPr>
+            <w:tcW w:type="dxa" w:w="1440"/>
+          </w:tcPr>
+          <w:p>
+            <w:r>
+              <w:t>Verify confirmed fields are skipped</w:t>
+            </w:r>
+          </w:p>
+        </w:tc>
+      </w:tr>
+      <w:tr>
+        <w:tc>
+          <w:tcPr>
+            <w:tcW w:type="dxa" w:w="1440"/>
+          </w:tcPr>
+          <w:p>
+            <w:r>
+              <w:t>FR-INT-07</w:t>
+            </w:r>
+          </w:p>
+        </w:tc>
+        <w:tc>
+          <w:tcPr>
+            <w:tcW w:type="dxa" w:w="1440"/>
+          </w:tcPr>
+          <w:p>
+            <w:r>
+              <w:t>Store structured interview responses</w:t>
+            </w:r>
+          </w:p>
+        </w:tc>
+        <w:tc>
+          <w:tcPr>
+            <w:tcW w:type="dxa" w:w="1440"/>
+          </w:tcPr>
+          <w:p>
+            <w:r>
+              <w:t>Structured Interview Intake Service</w:t>
+            </w:r>
+          </w:p>
+        </w:tc>
+        <w:tc>
+          <w:tcPr>
+            <w:tcW w:type="dxa" w:w="1440"/>
+          </w:tcPr>
+          <w:p>
+            <w:r>
+              <w:t>InterviewAnswer</w:t>
+            </w:r>
+          </w:p>
+        </w:tc>
+        <w:tc>
+          <w:tcPr>
+            <w:tcW w:type="dxa" w:w="1440"/>
+          </w:tcPr>
+          <w:p>
+            <w:r>
+              <w:t>Integration Test</w:t>
+            </w:r>
+          </w:p>
+        </w:tc>
+        <w:tc>
+          <w:tcPr>
+            <w:tcW w:type="dxa" w:w="1440"/>
+          </w:tcPr>
+          <w:p>
+            <w:r>
+              <w:t>Verify persistence</w:t>
+            </w:r>
+          </w:p>
+        </w:tc>
+      </w:tr>
+      <w:tr>
+        <w:tc>
+          <w:tcPr>
+            <w:tcW w:type="dxa" w:w="1440"/>
+          </w:tcPr>
+          <w:p>
+            <w:r>
+              <w:t>FR-INT-08</w:t>
+            </w:r>
+          </w:p>
+        </w:tc>
+        <w:tc>
+          <w:tcPr>
+            <w:tcW w:type="dxa" w:w="1440"/>
+          </w:tcPr>
+          <w:p>
+            <w:r>
+              <w:t>Merge interview responses into canonical state</w:t>
+            </w:r>
+          </w:p>
+        </w:tc>
+        <w:tc>
+          <w:tcPr>
+            <w:tcW w:type="dxa" w:w="1440"/>
+          </w:tcPr>
+          <w:p>
+            <w:r>
+              <w:t>Canonical Facility State Service</w:t>
+            </w:r>
+          </w:p>
+        </w:tc>
+        <w:tc>
+          <w:tcPr>
+            <w:tcW w:type="dxa" w:w="1440"/>
+          </w:tcPr>
+          <w:p>
+            <w:r>
+              <w:t>CanonicalFacilityState</w:t>
+            </w:r>
+          </w:p>
+        </w:tc>
+        <w:tc>
+          <w:tcPr>
+            <w:tcW w:type="dxa" w:w="1440"/>
+          </w:tcPr>
+          <w:p>
+            <w:r>
+              <w:t>Integration Test</w:t>
+            </w:r>
+          </w:p>
+        </w:tc>
+        <w:tc>
+          <w:tcPr>
+            <w:tcW w:type="dxa" w:w="1440"/>
+          </w:tcPr>
+          <w:p>
+            <w:r>
+              <w:t>Verify canonical state update</w:t>
+            </w:r>
+          </w:p>
+        </w:tc>
+      </w:tr>
+      <w:tr>
+        <w:tc>
+          <w:tcPr>
+            <w:tcW w:type="dxa" w:w="1440"/>
+          </w:tcPr>
+          <w:p>
+            <w:r>
+              <w:t>FR-AI-01</w:t>
+            </w:r>
+          </w:p>
+        </w:tc>
+        <w:tc>
+          <w:tcPr>
+            <w:tcW w:type="dxa" w:w="1440"/>
+          </w:tcPr>
+          <w:p>
+            <w:r>
+              <w:t>Allow LLM assistance for bounded tasks</w:t>
+            </w:r>
+          </w:p>
+        </w:tc>
+        <w:tc>
+          <w:tcPr>
+            <w:tcW w:type="dxa" w:w="1440"/>
+          </w:tcPr>
+          <w:p>
+            <w:r>
+              <w:t>LLM Assistance Control Layer</w:t>
+            </w:r>
+          </w:p>
+        </w:tc>
+        <w:tc>
+          <w:tcPr>
+            <w:tcW w:type="dxa" w:w="1440"/>
+          </w:tcPr>
+          <w:p>
+            <w:r>
+              <w:t>PromptGovernanceRecord</w:t>
+            </w:r>
+          </w:p>
+        </w:tc>
+        <w:tc>
+          <w:tcPr>
+            <w:tcW w:type="dxa" w:w="1440"/>
+          </w:tcPr>
+          <w:p>
+            <w:r>
+              <w:t>System Test</w:t>
+            </w:r>
+          </w:p>
+        </w:tc>
+        <w:tc>
+          <w:tcPr>
+            <w:tcW w:type="dxa" w:w="1440"/>
+          </w:tcPr>
+          <w:p>
+            <w:r>
+              <w:t>Verify controlled AI assistance usage</w:t>
+            </w:r>
+          </w:p>
+        </w:tc>
+      </w:tr>
+      <w:tr>
+        <w:tc>
+          <w:tcPr>
+            <w:tcW w:type="dxa" w:w="1440"/>
+          </w:tcPr>
+          <w:p>
+            <w:r>
+              <w:t>FR-AI-02</w:t>
+            </w:r>
+          </w:p>
+        </w:tc>
+        <w:tc>
+          <w:tcPr>
+            <w:tcW w:type="dxa" w:w="1440"/>
+          </w:tcPr>
+          <w:p>
+            <w:r>
+              <w:t>Restrict LLM as authoritative source</w:t>
+            </w:r>
+          </w:p>
+        </w:tc>
+        <w:tc>
+          <w:tcPr>
+            <w:tcW w:type="dxa" w:w="1440"/>
+          </w:tcPr>
+          <w:p>
+            <w:r>
+              <w:t>Normalization and Deterministic Validation Service</w:t>
+            </w:r>
+          </w:p>
+        </w:tc>
+        <w:tc>
+          <w:tcPr>
+            <w:tcW w:type="dxa" w:w="1440"/>
+          </w:tcPr>
+          <w:p>
+            <w:r>
+              <w:t>CanonicalFieldRecord</w:t>
+            </w:r>
+          </w:p>
+        </w:tc>
+        <w:tc>
+          <w:tcPr>
+            <w:tcW w:type="dxa" w:w="1440"/>
+          </w:tcPr>
+          <w:p>
+            <w:r>
+              <w:t>System Test</w:t>
+            </w:r>
+          </w:p>
+        </w:tc>
+        <w:tc>
+          <w:tcPr>
+            <w:tcW w:type="dxa" w:w="1440"/>
+          </w:tcPr>
+          <w:p>
+            <w:r>
+              <w:t>Ensure AI output must pass validation</w:t>
+            </w:r>
+          </w:p>
+        </w:tc>
+      </w:tr>
+      <w:tr>
+        <w:tc>
+          <w:tcPr>
+            <w:tcW w:type="dxa" w:w="1440"/>
+          </w:tcPr>
+          <w:p>
+            <w:r>
+              <w:t>FR-AI-03</w:t>
+            </w:r>
+          </w:p>
+        </w:tc>
+        <w:tc>
+          <w:tcPr>
+            <w:tcW w:type="dxa" w:w="1440"/>
+          </w:tcPr>
+          <w:p>
+            <w:r>
+              <w:t>Require evidence citation for parameters</w:t>
+            </w:r>
+          </w:p>
+        </w:tc>
+        <w:tc>
+          <w:tcPr>
+            <w:tcW w:type="dxa" w:w="1440"/>
+          </w:tcPr>
+          <w:p>
+            <w:r>
+              <w:t>Translation Service</w:t>
+            </w:r>
+          </w:p>
+        </w:tc>
+        <w:tc>
+          <w:tcPr>
+            <w:tcW w:type="dxa" w:w="1440"/>
+          </w:tcPr>
+          <w:p>
+            <w:r>
+              <w:t>ProvenanceRecord</w:t>
+            </w:r>
+          </w:p>
+        </w:tc>
+        <w:tc>
+          <w:tcPr>
+            <w:tcW w:type="dxa" w:w="1440"/>
+          </w:tcPr>
+          <w:p>
+            <w:r>
+              <w:t>System Test</w:t>
+            </w:r>
+          </w:p>
+        </w:tc>
+        <w:tc>
+          <w:tcPr>
+            <w:tcW w:type="dxa" w:w="1440"/>
+          </w:tcPr>
+          <w:p>
+            <w:r>
+              <w:t>Verify evidence reference requirement</w:t>
+            </w:r>
+          </w:p>
+        </w:tc>
+      </w:tr>
+      <w:tr>
+        <w:tc>
+          <w:tcPr>
+            <w:tcW w:type="dxa" w:w="1440"/>
+          </w:tcPr>
+          <w:p>
+            <w:r>
+              <w:t>FR-AI-04</w:t>
+            </w:r>
+          </w:p>
+        </w:tc>
+        <w:tc>
+          <w:tcPr>
+            <w:tcW w:type="dxa" w:w="1440"/>
+          </w:tcPr>
+          <w:p>
+            <w:r>
+              <w:t>Prevent unsupported value fabrication</w:t>
+            </w:r>
+          </w:p>
+        </w:tc>
+        <w:tc>
+          <w:tcPr>
+            <w:tcW w:type="dxa" w:w="1440"/>
+          </w:tcPr>
+          <w:p>
+            <w:r>
+              <w:t>Normalization and Deterministic Validation Service</w:t>
+            </w:r>
+          </w:p>
+        </w:tc>
+        <w:tc>
+          <w:tcPr>
+            <w:tcW w:type="dxa" w:w="1440"/>
+          </w:tcPr>
+          <w:p>
+            <w:r>
+              <w:t>ReviewFlag</w:t>
+            </w:r>
+          </w:p>
+        </w:tc>
+        <w:tc>
+          <w:tcPr>
+            <w:tcW w:type="dxa" w:w="1440"/>
+          </w:tcPr>
+          <w:p>
+            <w:r>
+              <w:t>System Test</w:t>
+            </w:r>
+          </w:p>
+        </w:tc>
+        <w:tc>
+          <w:tcPr>
+            <w:tcW w:type="dxa" w:w="1440"/>
+          </w:tcPr>
+          <w:p>
+            <w:r>
+              <w:t>Verify missing‑data flags generated</w:t>
+            </w:r>
+          </w:p>
+        </w:tc>
+      </w:tr>
+      <w:tr>
+        <w:tc>
+          <w:tcPr>
+            <w:tcW w:type="dxa" w:w="1440"/>
+          </w:tcPr>
+          <w:p>
+            <w:r>
+              <w:t>FR-AI-05</w:t>
+            </w:r>
+          </w:p>
+        </w:tc>
+        <w:tc>
+          <w:tcPr>
+            <w:tcW w:type="dxa" w:w="1440"/>
+          </w:tcPr>
+          <w:p>
+            <w:r>
+              <w:t>Record governance metadata for AI activity</w:t>
+            </w:r>
+          </w:p>
+        </w:tc>
+        <w:tc>
+          <w:tcPr>
+            <w:tcW w:type="dxa" w:w="1440"/>
+          </w:tcPr>
+          <w:p>
+            <w:r>
+              <w:t>LLM Assistance Control Layer</w:t>
+            </w:r>
+          </w:p>
+        </w:tc>
+        <w:tc>
+          <w:tcPr>
+            <w:tcW w:type="dxa" w:w="1440"/>
+          </w:tcPr>
+          <w:p>
+            <w:r>
+              <w:t>PromptGovernanceRecord</w:t>
+            </w:r>
+          </w:p>
+        </w:tc>
+        <w:tc>
+          <w:tcPr>
+            <w:tcW w:type="dxa" w:w="1440"/>
+          </w:tcPr>
+          <w:p>
+            <w:r>
+              <w:t>Audit Test</w:t>
+            </w:r>
+          </w:p>
+        </w:tc>
+        <w:tc>
+          <w:tcPr>
+            <w:tcW w:type="dxa" w:w="1440"/>
+          </w:tcPr>
+          <w:p>
+            <w:r>
+              <w:t>Verify AI usage logging</w:t>
+            </w:r>
+          </w:p>
+        </w:tc>
+      </w:tr>
+      <w:tr>
+        <w:tc>
+          <w:tcPr>
+            <w:tcW w:type="dxa" w:w="1440"/>
+          </w:tcPr>
+          <w:p>
+            <w:r>
+              <w:t>FR-NRM-01</w:t>
+            </w:r>
+          </w:p>
+        </w:tc>
+        <w:tc>
+          <w:tcPr>
+            <w:tcW w:type="dxa" w:w="1440"/>
+          </w:tcPr>
+          <w:p>
+            <w:r>
+              <w:t>Normalize inputs to canonical schema</w:t>
+            </w:r>
+          </w:p>
+        </w:tc>
+        <w:tc>
+          <w:tcPr>
+            <w:tcW w:type="dxa" w:w="1440"/>
+          </w:tcPr>
+          <w:p>
+            <w:r>
+              <w:t>Normalization and Deterministic Validation Service</w:t>
+            </w:r>
+          </w:p>
+        </w:tc>
+        <w:tc>
+          <w:tcPr>
+            <w:tcW w:type="dxa" w:w="1440"/>
+          </w:tcPr>
+          <w:p>
+            <w:r>
+              <w:t>CanonicalFieldRecord</w:t>
+            </w:r>
+          </w:p>
+        </w:tc>
+        <w:tc>
+          <w:tcPr>
+            <w:tcW w:type="dxa" w:w="1440"/>
+          </w:tcPr>
+          <w:p>
+            <w:r>
+              <w:t>Unit Test</w:t>
+            </w:r>
+          </w:p>
+        </w:tc>
+        <w:tc>
+          <w:tcPr>
+            <w:tcW w:type="dxa" w:w="1440"/>
+          </w:tcPr>
+          <w:p>
+            <w:r>
+              <w:t>Validate schema alignment</w:t>
+            </w:r>
+          </w:p>
+        </w:tc>
+      </w:tr>
+      <w:tr>
+        <w:tc>
+          <w:tcPr>
+            <w:tcW w:type="dxa" w:w="1440"/>
+          </w:tcPr>
+          <w:p>
+            <w:r>
+              <w:t>FR-NRM-02</w:t>
+            </w:r>
+          </w:p>
+        </w:tc>
+        <w:tc>
+          <w:tcPr>
+            <w:tcW w:type="dxa" w:w="1440"/>
+          </w:tcPr>
+          <w:p>
+            <w:r>
+              <w:t>Maintain canonical facility state</w:t>
+            </w:r>
+          </w:p>
+        </w:tc>
+        <w:tc>
+          <w:tcPr>
+            <w:tcW w:type="dxa" w:w="1440"/>
+          </w:tcPr>
+          <w:p>
+            <w:r>
+              <w:t>Canonical Facility State Service</w:t>
+            </w:r>
+          </w:p>
+        </w:tc>
+        <w:tc>
+          <w:tcPr>
+            <w:tcW w:type="dxa" w:w="1440"/>
+          </w:tcPr>
+          <w:p>
+            <w:r>
+              <w:t>CanonicalFacilityState</w:t>
+            </w:r>
+          </w:p>
+        </w:tc>
+        <w:tc>
+          <w:tcPr>
+            <w:tcW w:type="dxa" w:w="1440"/>
+          </w:tcPr>
+          <w:p>
+            <w:r>
+              <w:t>System Test</w:t>
+            </w:r>
+          </w:p>
+        </w:tc>
+        <w:tc>
+          <w:tcPr>
+            <w:tcW w:type="dxa" w:w="1440"/>
+          </w:tcPr>
+          <w:p>
+            <w:r>
+              <w:t>Verify canonical state construction</w:t>
+            </w:r>
+          </w:p>
+        </w:tc>
+      </w:tr>
+      <w:tr>
+        <w:tc>
+          <w:tcPr>
+            <w:tcW w:type="dxa" w:w="1440"/>
+          </w:tcPr>
+          <w:p>
+            <w:r>
+              <w:t>FR-NRM-03</w:t>
+            </w:r>
+          </w:p>
+        </w:tc>
+        <w:tc>
+          <w:tcPr>
+            <w:tcW w:type="dxa" w:w="1440"/>
+          </w:tcPr>
+          <w:p>
+            <w:r>
+              <w:t>Preserve field provenance</w:t>
+            </w:r>
+          </w:p>
+        </w:tc>
+        <w:tc>
+          <w:tcPr>
+            <w:tcW w:type="dxa" w:w="1440"/>
+          </w:tcPr>
+          <w:p>
+            <w:r>
+              <w:t>Canonical Facility State Service</w:t>
+            </w:r>
+          </w:p>
+        </w:tc>
+        <w:tc>
+          <w:tcPr>
+            <w:tcW w:type="dxa" w:w="1440"/>
+          </w:tcPr>
+          <w:p>
+            <w:r>
+              <w:t>ProvenanceRecord</w:t>
+            </w:r>
+          </w:p>
+        </w:tc>
+        <w:tc>
+          <w:tcPr>
+            <w:tcW w:type="dxa" w:w="1440"/>
+          </w:tcPr>
+          <w:p>
+            <w:r>
+              <w:t>System Test</w:t>
+            </w:r>
+          </w:p>
+        </w:tc>
+        <w:tc>
+          <w:tcPr>
+            <w:tcW w:type="dxa" w:w="1440"/>
+          </w:tcPr>
+          <w:p>
+            <w:r>
+              <w:t>Verify provenance metadata</w:t>
+            </w:r>
+          </w:p>
+        </w:tc>
+      </w:tr>
+      <w:tr>
+        <w:tc>
+          <w:tcPr>
+            <w:tcW w:type="dxa" w:w="1440"/>
+          </w:tcPr>
+          <w:p>
+            <w:r>
+              <w:t>FR-NRM-04</w:t>
+            </w:r>
+          </w:p>
+        </w:tc>
+        <w:tc>
+          <w:tcPr>
+            <w:tcW w:type="dxa" w:w="1440"/>
+          </w:tcPr>
+          <w:p>
+            <w:r>
+              <w:t>Preserve conflicts</w:t>
+            </w:r>
+          </w:p>
+        </w:tc>
+        <w:tc>
+          <w:tcPr>
+            <w:tcW w:type="dxa" w:w="1440"/>
+          </w:tcPr>
+          <w:p>
+            <w:r>
+              <w:t>Normalization and Deterministic Validation Service</w:t>
+            </w:r>
+          </w:p>
+        </w:tc>
+        <w:tc>
+          <w:tcPr>
+            <w:tcW w:type="dxa" w:w="1440"/>
+          </w:tcPr>
+          <w:p>
+            <w:r>
+              <w:t>ConflictRecord</w:t>
+            </w:r>
+          </w:p>
+        </w:tc>
+        <w:tc>
+          <w:tcPr>
+            <w:tcW w:type="dxa" w:w="1440"/>
+          </w:tcPr>
+          <w:p>
+            <w:r>
+              <w:t>System Test</w:t>
+            </w:r>
+          </w:p>
+        </w:tc>
+        <w:tc>
+          <w:tcPr>
+            <w:tcW w:type="dxa" w:w="1440"/>
+          </w:tcPr>
+          <w:p>
+            <w:r>
+              <w:t>Verify conflict detection and persistence</w:t>
+            </w:r>
+          </w:p>
+        </w:tc>
+      </w:tr>
+      <w:tr>
+        <w:tc>
+          <w:tcPr>
+            <w:tcW w:type="dxa" w:w="1440"/>
+          </w:tcPr>
+          <w:p>
+            <w:r>
+              <w:t>FR-NRM-05</w:t>
+            </w:r>
+          </w:p>
+        </w:tc>
+        <w:tc>
+          <w:tcPr>
+            <w:tcW w:type="dxa" w:w="1440"/>
+          </w:tcPr>
+          <w:p>
+            <w:r>
+              <w:t>Persist canonical state snapshots</w:t>
+            </w:r>
+          </w:p>
+        </w:tc>
+        <w:tc>
+          <w:tcPr>
+            <w:tcW w:type="dxa" w:w="1440"/>
+          </w:tcPr>
+          <w:p>
+            <w:r>
+              <w:t>Canonical Facility State Service</w:t>
+            </w:r>
+          </w:p>
+        </w:tc>
+        <w:tc>
+          <w:tcPr>
+            <w:tcW w:type="dxa" w:w="1440"/>
+          </w:tcPr>
+          <w:p>
+            <w:r>
+              <w:t>CanonicalStateSnapshot</w:t>
+            </w:r>
+          </w:p>
+        </w:tc>
+        <w:tc>
+          <w:tcPr>
+            <w:tcW w:type="dxa" w:w="1440"/>
+          </w:tcPr>
+          <w:p>
+            <w:r>
+              <w:t>System Test</w:t>
+            </w:r>
+          </w:p>
+        </w:tc>
+        <w:tc>
+          <w:tcPr>
+            <w:tcW w:type="dxa" w:w="1440"/>
+          </w:tcPr>
+          <w:p>
+            <w:r>
+              <w:t>Verify snapshot generation</w:t>
+            </w:r>
+          </w:p>
+        </w:tc>
+      </w:tr>
+      <w:tr>
+        <w:tc>
+          <w:tcPr>
+            <w:tcW w:type="dxa" w:w="1440"/>
+          </w:tcPr>
+          <w:p>
+            <w:r>
+              <w:t>FR-TRN-01</w:t>
+            </w:r>
+          </w:p>
+        </w:tc>
+        <w:tc>
+          <w:tcPr>
+            <w:tcW w:type="dxa" w:w="1440"/>
+          </w:tcPr>
+          <w:p>
+            <w:r>
+              <w:t>Generate planner‑ready parameters</w:t>
+            </w:r>
+          </w:p>
+        </w:tc>
+        <w:tc>
+          <w:tcPr>
+            <w:tcW w:type="dxa" w:w="1440"/>
+          </w:tcPr>
+          <w:p>
+            <w:r>
+              <w:t>Translation Service</w:t>
+            </w:r>
+          </w:p>
+        </w:tc>
+        <w:tc>
+          <w:tcPr>
+            <w:tcW w:type="dxa" w:w="1440"/>
+          </w:tcPr>
+          <w:p>
+            <w:r>
+              <w:t>ModelingParameterSet</w:t>
+            </w:r>
+          </w:p>
+        </w:tc>
+        <w:tc>
+          <w:tcPr>
+            <w:tcW w:type="dxa" w:w="1440"/>
+          </w:tcPr>
+          <w:p>
+            <w:r>
+              <w:t>System Test</w:t>
+            </w:r>
+          </w:p>
+        </w:tc>
+        <w:tc>
+          <w:tcPr>
+            <w:tcW w:type="dxa" w:w="1440"/>
+          </w:tcPr>
+          <w:p>
+            <w:r>
+              <w:t>Validate parameter generation</w:t>
+            </w:r>
+          </w:p>
+        </w:tc>
+      </w:tr>
+      <w:tr>
+        <w:tc>
+          <w:tcPr>
+            <w:tcW w:type="dxa" w:w="1440"/>
+          </w:tcPr>
+          <w:p>
+            <w:r>
+              <w:t>FR-TRN-02</w:t>
+            </w:r>
+          </w:p>
+        </w:tc>
+        <w:tc>
+          <w:tcPr>
+            <w:tcW w:type="dxa" w:w="1440"/>
+          </w:tcPr>
+          <w:p>
+            <w:r>
+              <w:t>Produce modeling behavior parameters</w:t>
+            </w:r>
+          </w:p>
+        </w:tc>
+        <w:tc>
+          <w:tcPr>
+            <w:tcW w:type="dxa" w:w="1440"/>
+          </w:tcPr>
+          <w:p>
+            <w:r>
+              <w:t>Translation Service</w:t>
+            </w:r>
+          </w:p>
+        </w:tc>
+        <w:tc>
+          <w:tcPr>
+            <w:tcW w:type="dxa" w:w="1440"/>
+          </w:tcPr>
+          <w:p>
+            <w:r>
+              <w:t>ModelingParameter</w:t>
+            </w:r>
+          </w:p>
+        </w:tc>
+        <w:tc>
+          <w:tcPr>
+            <w:tcW w:type="dxa" w:w="1440"/>
+          </w:tcPr>
+          <w:p>
+            <w:r>
+              <w:t>System Test</w:t>
+            </w:r>
+          </w:p>
+        </w:tc>
+        <w:tc>
+          <w:tcPr>
+            <w:tcW w:type="dxa" w:w="1440"/>
+          </w:tcPr>
+          <w:p>
+            <w:r>
+              <w:t>Verify parameter content</w:t>
+            </w:r>
+          </w:p>
+        </w:tc>
+      </w:tr>
+      <w:tr>
+        <w:tc>
+          <w:tcPr>
+            <w:tcW w:type="dxa" w:w="1440"/>
+          </w:tcPr>
+          <w:p>
+            <w:r>
+              <w:t>FR-TRN-03</w:t>
+            </w:r>
+          </w:p>
+        </w:tc>
+        <w:tc>
+          <w:tcPr>
+            <w:tcW w:type="dxa" w:w="1440"/>
+          </w:tcPr>
+          <w:p>
+            <w:r>
+              <w:t>Translate facility terminology to grid terminology</w:t>
+            </w:r>
+          </w:p>
+        </w:tc>
+        <w:tc>
+          <w:tcPr>
+            <w:tcW w:type="dxa" w:w="1440"/>
+          </w:tcPr>
+          <w:p>
+            <w:r>
+              <w:t>Translation Service</w:t>
+            </w:r>
+          </w:p>
+        </w:tc>
+        <w:tc>
+          <w:tcPr>
+            <w:tcW w:type="dxa" w:w="1440"/>
+          </w:tcPr>
+          <w:p>
+            <w:r>
+              <w:t>TranslationRuleReference</w:t>
+            </w:r>
+          </w:p>
+        </w:tc>
+        <w:tc>
+          <w:tcPr>
+            <w:tcW w:type="dxa" w:w="1440"/>
+          </w:tcPr>
+          <w:p>
+            <w:r>
+              <w:t>Unit Test</w:t>
+            </w:r>
+          </w:p>
+        </w:tc>
+        <w:tc>
+          <w:tcPr>
+            <w:tcW w:type="dxa" w:w="1440"/>
+          </w:tcPr>
+          <w:p>
+            <w:r>
+              <w:t>Validate terminology mapping</w:t>
+            </w:r>
+          </w:p>
+        </w:tc>
+      </w:tr>
+      <w:tr>
+        <w:tc>
+          <w:tcPr>
+            <w:tcW w:type="dxa" w:w="1440"/>
+          </w:tcPr>
+          <w:p>
+            <w:r>
+              <w:t>FR-TRN-04</w:t>
+            </w:r>
+          </w:p>
+        </w:tc>
+        <w:tc>
+          <w:tcPr>
+            <w:tcW w:type="dxa" w:w="1440"/>
+          </w:tcPr>
+          <w:p>
+            <w:r>
+              <w:t>Produce modeling‑ready intake package</w:t>
+            </w:r>
+          </w:p>
+        </w:tc>
+        <w:tc>
+          <w:tcPr>
+            <w:tcW w:type="dxa" w:w="1440"/>
+          </w:tcPr>
+          <w:p>
+            <w:r>
+              <w:t>Export and Versioning Service</w:t>
+            </w:r>
+          </w:p>
+        </w:tc>
+        <w:tc>
+          <w:tcPr>
+            <w:tcW w:type="dxa" w:w="1440"/>
+          </w:tcPr>
+          <w:p>
+            <w:r>
+              <w:t>OutputPacket</w:t>
+            </w:r>
+          </w:p>
+        </w:tc>
+        <w:tc>
+          <w:tcPr>
+            <w:tcW w:type="dxa" w:w="1440"/>
+          </w:tcPr>
+          <w:p>
+            <w:r>
+              <w:t>System Test</w:t>
+            </w:r>
+          </w:p>
+        </w:tc>
+        <w:tc>
+          <w:tcPr>
+            <w:tcW w:type="dxa" w:w="1440"/>
+          </w:tcPr>
+          <w:p>
+            <w:r>
+              <w:t>Validate modeling packet contents</w:t>
+            </w:r>
+          </w:p>
+        </w:tc>
+      </w:tr>
+      <w:tr>
+        <w:tc>
+          <w:tcPr>
+            <w:tcW w:type="dxa" w:w="1440"/>
+          </w:tcPr>
+          <w:p>
+            <w:r>
+              <w:t>FR-TRN-05</w:t>
+            </w:r>
+          </w:p>
+        </w:tc>
+        <w:tc>
+          <w:tcPr>
+            <w:tcW w:type="dxa" w:w="1440"/>
+          </w:tcPr>
+          <w:p>
+            <w:r>
+              <w:t>Attach confidence tags and rationale</w:t>
+            </w:r>
+          </w:p>
+        </w:tc>
+        <w:tc>
+          <w:tcPr>
+            <w:tcW w:type="dxa" w:w="1440"/>
+          </w:tcPr>
+          <w:p>
+            <w:r>
+              <w:t>Translation Service</w:t>
+            </w:r>
+          </w:p>
+        </w:tc>
+        <w:tc>
+          <w:tcPr>
+            <w:tcW w:type="dxa" w:w="1440"/>
+          </w:tcPr>
+          <w:p>
+            <w:r>
+              <w:t>ModelingParameter</w:t>
+            </w:r>
+          </w:p>
+        </w:tc>
+        <w:tc>
+          <w:tcPr>
+            <w:tcW w:type="dxa" w:w="1440"/>
+          </w:tcPr>
+          <w:p>
+            <w:r>
+              <w:t>System Test</w:t>
+            </w:r>
+          </w:p>
+        </w:tc>
+        <w:tc>
+          <w:tcPr>
+            <w:tcW w:type="dxa" w:w="1440"/>
+          </w:tcPr>
+          <w:p>
+            <w:r>
+              <w:t>Verify rationale linkage</w:t>
+            </w:r>
+          </w:p>
+        </w:tc>
+      </w:tr>
+      <w:tr>
+        <w:tc>
+          <w:tcPr>
+            <w:tcW w:type="dxa" w:w="1440"/>
+          </w:tcPr>
+          <w:p>
+            <w:r>
+              <w:t>FR-TRN-06</w:t>
+            </w:r>
+          </w:p>
+        </w:tc>
+        <w:tc>
+          <w:tcPr>
+            <w:tcW w:type="dxa" w:w="1440"/>
+          </w:tcPr>
+          <w:p>
+            <w:r>
+              <w:t>Generate missing information lists</w:t>
+            </w:r>
+          </w:p>
+        </w:tc>
+        <w:tc>
+          <w:tcPr>
+            <w:tcW w:type="dxa" w:w="1440"/>
+          </w:tcPr>
+          <w:p>
+            <w:r>
+              <w:t>Translation Service</w:t>
+            </w:r>
+          </w:p>
+        </w:tc>
+        <w:tc>
+          <w:tcPr>
+            <w:tcW w:type="dxa" w:w="1440"/>
+          </w:tcPr>
+          <w:p>
+            <w:r>
+              <w:t>ReviewFlag</w:t>
+            </w:r>
+          </w:p>
+        </w:tc>
+        <w:tc>
+          <w:tcPr>
+            <w:tcW w:type="dxa" w:w="1440"/>
+          </w:tcPr>
+          <w:p>
+            <w:r>
+              <w:t>System Test</w:t>
+            </w:r>
+          </w:p>
+        </w:tc>
+        <w:tc>
+          <w:tcPr>
+            <w:tcW w:type="dxa" w:w="1440"/>
+          </w:tcPr>
+          <w:p>
+            <w:r>
+              <w:t>Verify missing‑field reporting</w:t>
+            </w:r>
+          </w:p>
+        </w:tc>
+      </w:tr>
+      <w:tr>
+        <w:tc>
+          <w:tcPr>
+            <w:tcW w:type="dxa" w:w="1440"/>
+          </w:tcPr>
+          <w:p>
+            <w:r>
+              <w:t>FR-SCN-01</w:t>
+            </w:r>
+          </w:p>
+        </w:tc>
+        <w:tc>
+          <w:tcPr>
+            <w:tcW w:type="dxa" w:w="1440"/>
+          </w:tcPr>
+          <w:p>
+            <w:r>
+              <w:t>Generate modeling scenarios</w:t>
+            </w:r>
+          </w:p>
+        </w:tc>
+        <w:tc>
+          <w:tcPr>
+            <w:tcW w:type="dxa" w:w="1440"/>
+          </w:tcPr>
+          <w:p>
+            <w:r>
+              <w:t>Scenario Generation Service</w:t>
+            </w:r>
+          </w:p>
+        </w:tc>
+        <w:tc>
+          <w:tcPr>
+            <w:tcW w:type="dxa" w:w="1440"/>
+          </w:tcPr>
+          <w:p>
+            <w:r>
+              <w:t>ScenarioSet</w:t>
+            </w:r>
+          </w:p>
+        </w:tc>
+        <w:tc>
+          <w:tcPr>
+            <w:tcW w:type="dxa" w:w="1440"/>
+          </w:tcPr>
+          <w:p>
+            <w:r>
+              <w:t>System Test</w:t>
+            </w:r>
+          </w:p>
+        </w:tc>
+        <w:tc>
+          <w:tcPr>
+            <w:tcW w:type="dxa" w:w="1440"/>
+          </w:tcPr>
+          <w:p>
+            <w:r>
+              <w:t>Verify scenario generation</w:t>
+            </w:r>
+          </w:p>
+        </w:tc>
+      </w:tr>
+      <w:tr>
+        <w:tc>
+          <w:tcPr>
+            <w:tcW w:type="dxa" w:w="1440"/>
+          </w:tcPr>
+          <w:p>
+            <w:r>
+              <w:t>FR-SCN-02</w:t>
+            </w:r>
+          </w:p>
+        </w:tc>
+        <w:tc>
+          <w:tcPr>
+            <w:tcW w:type="dxa" w:w="1440"/>
+          </w:tcPr>
+          <w:p>
+            <w:r>
+              <w:t>Support scenario variation</w:t>
+            </w:r>
+          </w:p>
+        </w:tc>
+        <w:tc>
+          <w:tcPr>
+            <w:tcW w:type="dxa" w:w="1440"/>
+          </w:tcPr>
+          <w:p>
+            <w:r>
+              <w:t>Scenario Generation Service</w:t>
+            </w:r>
+          </w:p>
+        </w:tc>
+        <w:tc>
+          <w:tcPr>
+            <w:tcW w:type="dxa" w:w="1440"/>
+          </w:tcPr>
+          <w:p>
+            <w:r>
+              <w:t>ScenarioVariant</w:t>
+            </w:r>
+          </w:p>
+        </w:tc>
+        <w:tc>
+          <w:tcPr>
+            <w:tcW w:type="dxa" w:w="1440"/>
+          </w:tcPr>
+          <w:p>
+            <w:r>
+              <w:t>System Test</w:t>
+            </w:r>
+          </w:p>
+        </w:tc>
+        <w:tc>
+          <w:tcPr>
+            <w:tcW w:type="dxa" w:w="1440"/>
+          </w:tcPr>
+          <w:p>
+            <w:r>
+              <w:t>Verify scenario parameter overrides</w:t>
+            </w:r>
+          </w:p>
+        </w:tc>
+      </w:tr>
+      <w:tr>
+        <w:tc>
+          <w:tcPr>
+            <w:tcW w:type="dxa" w:w="1440"/>
+          </w:tcPr>
+          <w:p>
+            <w:r>
+              <w:t>FR-EXP-01</w:t>
+            </w:r>
+          </w:p>
+        </w:tc>
+        <w:tc>
+          <w:tcPr>
+            <w:tcW w:type="dxa" w:w="1440"/>
+          </w:tcPr>
+          <w:p>
+            <w:r>
+              <w:t>Export modeling outputs</w:t>
+            </w:r>
+          </w:p>
+        </w:tc>
+        <w:tc>
+          <w:tcPr>
+            <w:tcW w:type="dxa" w:w="1440"/>
+          </w:tcPr>
+          <w:p>
+            <w:r>
+              <w:t>Export and Versioning Service</w:t>
+            </w:r>
+          </w:p>
+        </w:tc>
+        <w:tc>
+          <w:tcPr>
+            <w:tcW w:type="dxa" w:w="1440"/>
+          </w:tcPr>
+          <w:p>
+            <w:r>
+              <w:t>ExportManifest</w:t>
+            </w:r>
+          </w:p>
+        </w:tc>
+        <w:tc>
+          <w:tcPr>
+            <w:tcW w:type="dxa" w:w="1440"/>
+          </w:tcPr>
+          <w:p>
+            <w:r>
+              <w:t>Integration Test</w:t>
+            </w:r>
+          </w:p>
+        </w:tc>
+        <w:tc>
+          <w:tcPr>
+            <w:tcW w:type="dxa" w:w="1440"/>
+          </w:tcPr>
+          <w:p>
+            <w:r>
+              <w:t>Verify export artifacts</w:t>
+            </w:r>
+          </w:p>
+        </w:tc>
+      </w:tr>
+      <w:tr>
+        <w:tc>
+          <w:tcPr>
+            <w:tcW w:type="dxa" w:w="1440"/>
+          </w:tcPr>
+          <w:p>
+            <w:r>
+              <w:t>FR-EXP-02</w:t>
+            </w:r>
+          </w:p>
+        </w:tc>
+        <w:tc>
+          <w:tcPr>
+            <w:tcW w:type="dxa" w:w="1440"/>
+          </w:tcPr>
+          <w:p>
+            <w:r>
+              <w:t>Include parameters and provenance in export</w:t>
+            </w:r>
+          </w:p>
+        </w:tc>
+        <w:tc>
+          <w:tcPr>
+            <w:tcW w:type="dxa" w:w="1440"/>
+          </w:tcPr>
+          <w:p>
+            <w:r>
+              <w:t>Export and Versioning Service</w:t>
+            </w:r>
+          </w:p>
+        </w:tc>
+        <w:tc>
+          <w:tcPr>
+            <w:tcW w:type="dxa" w:w="1440"/>
+          </w:tcPr>
+          <w:p>
+            <w:r>
+              <w:t>ExportArtifact</w:t>
+            </w:r>
+          </w:p>
+        </w:tc>
+        <w:tc>
+          <w:tcPr>
+            <w:tcW w:type="dxa" w:w="1440"/>
+          </w:tcPr>
+          <w:p>
+            <w:r>
+              <w:t>System Test</w:t>
+            </w:r>
+          </w:p>
+        </w:tc>
+        <w:tc>
+          <w:tcPr>
+            <w:tcW w:type="dxa" w:w="1440"/>
+          </w:tcPr>
+          <w:p>
+            <w:r>
+              <w:t>Verify export contents</w:t>
+            </w:r>
+          </w:p>
+        </w:tc>
+      </w:tr>
+      <w:tr>
+        <w:tc>
+          <w:tcPr>
+            <w:tcW w:type="dxa" w:w="1440"/>
+          </w:tcPr>
+          <w:p>
+            <w:r>
+              <w:t>FR-VER-01</w:t>
+            </w:r>
+          </w:p>
+        </w:tc>
+        <w:tc>
+          <w:tcPr>
+            <w:tcW w:type="dxa" w:w="1440"/>
+          </w:tcPr>
+          <w:p>
+            <w:r>
+              <w:t>Support reruns and versioning</w:t>
+            </w:r>
+          </w:p>
+        </w:tc>
+        <w:tc>
+          <w:tcPr>
+            <w:tcW w:type="dxa" w:w="1440"/>
+          </w:tcPr>
+          <w:p>
+            <w:r>
+              <w:t>Export and Versioning Service</w:t>
+            </w:r>
+          </w:p>
+        </w:tc>
+        <w:tc>
+          <w:tcPr>
+            <w:tcW w:type="dxa" w:w="1440"/>
+          </w:tcPr>
+          <w:p>
+            <w:r>
+              <w:t>Run, RunDiff</w:t>
+            </w:r>
+          </w:p>
+        </w:tc>
+        <w:tc>
+          <w:tcPr>
+            <w:tcW w:type="dxa" w:w="1440"/>
+          </w:tcPr>
+          <w:p>
+            <w:r>
+              <w:t>System Test</w:t>
+            </w:r>
+          </w:p>
+        </w:tc>
+        <w:tc>
+          <w:tcPr>
+            <w:tcW w:type="dxa" w:w="1440"/>
+          </w:tcPr>
+          <w:p>
+            <w:r>
+              <w:t>Verify version history and diffs</w:t>
+            </w:r>
+          </w:p>
+        </w:tc>
+      </w:tr>
+      <w:tr>
+        <w:tc>
+          <w:tcPr>
+            <w:tcW w:type="dxa" w:w="1440"/>
+          </w:tcPr>
+          <w:p>
+            <w:r>
+              <w:t>FR-VAL-01</w:t>
+            </w:r>
+          </w:p>
+        </w:tc>
+        <w:tc>
+          <w:tcPr>
+            <w:tcW w:type="dxa" w:w="1440"/>
+          </w:tcPr>
+          <w:p>
+            <w:r>
+              <w:t>Support validation workflow</w:t>
+            </w:r>
+          </w:p>
+        </w:tc>
+        <w:tc>
+          <w:tcPr>
+            <w:tcW w:type="dxa" w:w="1440"/>
+          </w:tcPr>
+          <w:p>
+            <w:r>
+              <w:t>Validation and Calibration Service</w:t>
+            </w:r>
+          </w:p>
+        </w:tc>
+        <w:tc>
+          <w:tcPr>
+            <w:tcW w:type="dxa" w:w="1440"/>
+          </w:tcPr>
+          <w:p>
+            <w:r>
+              <w:t>ValidationReport</w:t>
+            </w:r>
+          </w:p>
+        </w:tc>
+        <w:tc>
+          <w:tcPr>
+            <w:tcW w:type="dxa" w:w="1440"/>
+          </w:tcPr>
+          <w:p>
+            <w:r>
+              <w:t>System Test</w:t>
+            </w:r>
+          </w:p>
+        </w:tc>
+        <w:tc>
+          <w:tcPr>
+            <w:tcW w:type="dxa" w:w="1440"/>
+          </w:tcPr>
+          <w:p>
+            <w:r>
+              <w:t>Verify validation workflow</w:t>
+            </w:r>
+          </w:p>
+        </w:tc>
+      </w:tr>
+      <w:tr>
+        <w:tc>
+          <w:tcPr>
+            <w:tcW w:type="dxa" w:w="1440"/>
+          </w:tcPr>
+          <w:p>
+            <w:r>
+              <w:t>FR-VAL-02</w:t>
+            </w:r>
+          </w:p>
+        </w:tc>
+        <w:tc>
+          <w:tcPr>
+            <w:tcW w:type="dxa" w:w="1440"/>
+          </w:tcPr>
+          <w:p>
+            <w:r>
+              <w:t>Preserve version history during calibration</w:t>
+            </w:r>
+          </w:p>
+        </w:tc>
+        <w:tc>
+          <w:tcPr>
+            <w:tcW w:type="dxa" w:w="1440"/>
+          </w:tcPr>
+          <w:p>
+            <w:r>
+              <w:t>Validation and Calibration Service</w:t>
+            </w:r>
+          </w:p>
+        </w:tc>
+        <w:tc>
+          <w:tcPr>
+            <w:tcW w:type="dxa" w:w="1440"/>
+          </w:tcPr>
+          <w:p>
+            <w:r>
+              <w:t>CalibrationUpdate</w:t>
+            </w:r>
+          </w:p>
+        </w:tc>
+        <w:tc>
+          <w:tcPr>
+            <w:tcW w:type="dxa" w:w="1440"/>
+          </w:tcPr>
+          <w:p>
+            <w:r>
+              <w:t>System Test</w:t>
+            </w:r>
+          </w:p>
+        </w:tc>
+        <w:tc>
+          <w:tcPr>
+            <w:tcW w:type="dxa" w:w="1440"/>
+          </w:tcPr>
+          <w:p>
+            <w:r>
+              <w:t>Verify version preservation</w:t>
+            </w:r>
+          </w:p>
+        </w:tc>
+      </w:tr>
+      <w:tr>
+        <w:tc>
+          <w:tcPr>
+            <w:tcW w:type="dxa" w:w="1440"/>
+          </w:tcPr>
+          <w:p>
+            <w:r>
+              <w:t>FR-VAL-03</w:t>
+            </w:r>
+          </w:p>
+        </w:tc>
+        <w:tc>
+          <w:tcPr>
+            <w:tcW w:type="dxa" w:w="1440"/>
+          </w:tcPr>
+          <w:p>
+            <w:r>
+              <w:t>Support planner review</w:t>
+            </w:r>
+          </w:p>
+        </w:tc>
+        <w:tc>
+          <w:tcPr>
+            <w:tcW w:type="dxa" w:w="1440"/>
+          </w:tcPr>
+          <w:p>
+            <w:r>
+              <w:t>Validation and Calibration Service</w:t>
+            </w:r>
+          </w:p>
+        </w:tc>
+        <w:tc>
+          <w:tcPr>
+            <w:tcW w:type="dxa" w:w="1440"/>
+          </w:tcPr>
+          <w:p>
+            <w:r>
+              <w:t>ReviewFlag</w:t>
+            </w:r>
+          </w:p>
+        </w:tc>
+        <w:tc>
+          <w:tcPr>
+            <w:tcW w:type="dxa" w:w="1440"/>
+          </w:tcPr>
+          <w:p>
+            <w:r>
+              <w:t>System Test</w:t>
+            </w:r>
+          </w:p>
+        </w:tc>
+        <w:tc>
+          <w:tcPr>
+            <w:tcW w:type="dxa" w:w="1440"/>
+          </w:tcPr>
+          <w:p>
+            <w:r>
+              <w:t>Verify review workflow</w:t>
+            </w:r>
+          </w:p>
+        </w:tc>
+      </w:tr>
+      <w:tr>
+        <w:tc>
+          <w:tcPr>
+            <w:tcW w:type="dxa" w:w="1440"/>
+          </w:tcPr>
+          <w:p>
+            <w:r>
+              <w:t>NFR-SEC-01</w:t>
+            </w:r>
+          </w:p>
+        </w:tc>
+        <w:tc>
+          <w:tcPr>
+            <w:tcW w:type="dxa" w:w="1440"/>
+          </w:tcPr>
+          <w:p>
+            <w:r>
+              <w:t>Role‑based access control</w:t>
+            </w:r>
+          </w:p>
+        </w:tc>
+        <w:tc>
+          <w:tcPr>
+            <w:tcW w:type="dxa" w:w="1440"/>
+          </w:tcPr>
+          <w:p>
+            <w:r>
+              <w:t>Governance and Security Architecture</w:t>
+            </w:r>
+          </w:p>
+        </w:tc>
+        <w:tc>
+          <w:tcPr>
+            <w:tcW w:type="dxa" w:w="1440"/>
+          </w:tcPr>
+          <w:p>
+            <w:r>
+              <w:t>ProjectRoleAssignment</w:t>
+            </w:r>
+          </w:p>
+        </w:tc>
+        <w:tc>
+          <w:tcPr>
+            <w:tcW w:type="dxa" w:w="1440"/>
+          </w:tcPr>
+          <w:p>
+            <w:r>
+              <w:t>Security Test</w:t>
+            </w:r>
+          </w:p>
+        </w:tc>
+        <w:tc>
+          <w:tcPr>
+            <w:tcW w:type="dxa" w:w="1440"/>
+          </w:tcPr>
+          <w:p>
+            <w:r>
+              <w:t>Verify RBAC enforcement</w:t>
+            </w:r>
+          </w:p>
+        </w:tc>
+      </w:tr>
+      <w:tr>
+        <w:tc>
+          <w:tcPr>
+            <w:tcW w:type="dxa" w:w="1440"/>
+          </w:tcPr>
+          <w:p>
+            <w:r>
+              <w:t>NFR-SEC-02</w:t>
+            </w:r>
+          </w:p>
+        </w:tc>
+        <w:tc>
+          <w:tcPr>
+            <w:tcW w:type="dxa" w:w="1440"/>
+          </w:tcPr>
+          <w:p>
+            <w:r>
+              <w:t>Encryption in transit and at rest</w:t>
+            </w:r>
+          </w:p>
+        </w:tc>
+        <w:tc>
+          <w:tcPr>
+            <w:tcW w:type="dxa" w:w="1440"/>
+          </w:tcPr>
+          <w:p>
+            <w:r>
+              <w:t>Security Architecture</w:t>
+            </w:r>
+          </w:p>
+        </w:tc>
+        <w:tc>
+          <w:tcPr>
+            <w:tcW w:type="dxa" w:w="1440"/>
+          </w:tcPr>
+          <w:p>
+            <w:r>
+              <w:t>AccessPolicyReference</w:t>
+            </w:r>
+          </w:p>
+        </w:tc>
+        <w:tc>
+          <w:tcPr>
+            <w:tcW w:type="dxa" w:w="1440"/>
+          </w:tcPr>
+          <w:p>
+            <w:r>
+              <w:t>Security Test</w:t>
+            </w:r>
+          </w:p>
+        </w:tc>
+        <w:tc>
+          <w:tcPr>
+            <w:tcW w:type="dxa" w:w="1440"/>
+          </w:tcPr>
+          <w:p>
+            <w:r>
+              <w:t>Verify encryption controls</w:t>
+            </w:r>
+          </w:p>
+        </w:tc>
+      </w:tr>
+      <w:tr>
+        <w:tc>
+          <w:tcPr>
+            <w:tcW w:type="dxa" w:w="1440"/>
+          </w:tcPr>
+          <w:p>
+            <w:r>
+              <w:t>NFR-AUD-01</w:t>
+            </w:r>
+          </w:p>
+        </w:tc>
+        <w:tc>
+          <w:tcPr>
+            <w:tcW w:type="dxa" w:w="1440"/>
+          </w:tcPr>
+          <w:p>
+            <w:r>
+              <w:t>Audit logging</w:t>
+            </w:r>
+          </w:p>
+        </w:tc>
+        <w:tc>
+          <w:tcPr>
+            <w:tcW w:type="dxa" w:w="1440"/>
+          </w:tcPr>
+          <w:p>
+            <w:r>
+              <w:t>Governance Architecture</w:t>
+            </w:r>
+          </w:p>
+        </w:tc>
+        <w:tc>
+          <w:tcPr>
+            <w:tcW w:type="dxa" w:w="1440"/>
+          </w:tcPr>
+          <w:p>
+            <w:r>
+              <w:t>AuditEvent</w:t>
+            </w:r>
+          </w:p>
+        </w:tc>
+        <w:tc>
+          <w:tcPr>
+            <w:tcW w:type="dxa" w:w="1440"/>
+          </w:tcPr>
+          <w:p>
+            <w:r>
+              <w:t>Audit Test</w:t>
+            </w:r>
+          </w:p>
+        </w:tc>
+        <w:tc>
+          <w:tcPr>
+            <w:tcW w:type="dxa" w:w="1440"/>
+          </w:tcPr>
+          <w:p>
+            <w:r>
+              <w:t>Verify audit logs</w:t>
+            </w:r>
+          </w:p>
+        </w:tc>
+      </w:tr>
+      <w:tr>
+        <w:tc>
+          <w:tcPr>
+            <w:tcW w:type="dxa" w:w="1440"/>
+          </w:tcPr>
+          <w:p>
+            <w:r>
+              <w:t>NFR-TRC-01</w:t>
+            </w:r>
+          </w:p>
+        </w:tc>
+        <w:tc>
+          <w:tcPr>
+            <w:tcW w:type="dxa" w:w="1440"/>
+          </w:tcPr>
+          <w:p>
+            <w:r>
+              <w:t>Parameter traceability</w:t>
+            </w:r>
+          </w:p>
+        </w:tc>
+        <w:tc>
+          <w:tcPr>
+            <w:tcW w:type="dxa" w:w="1440"/>
+          </w:tcPr>
+          <w:p>
+            <w:r>
+              <w:t>Translation Service</w:t>
+            </w:r>
+          </w:p>
+        </w:tc>
+        <w:tc>
+          <w:tcPr>
+            <w:tcW w:type="dxa" w:w="1440"/>
+          </w:tcPr>
+          <w:p>
+            <w:r>
+              <w:t>ProvenanceRecord</w:t>
+            </w:r>
+          </w:p>
+        </w:tc>
+        <w:tc>
+          <w:tcPr>
+            <w:tcW w:type="dxa" w:w="1440"/>
+          </w:tcPr>
+          <w:p>
+            <w:r>
+              <w:t>System Test</w:t>
+            </w:r>
+          </w:p>
+        </w:tc>
+        <w:tc>
+          <w:tcPr>
+            <w:tcW w:type="dxa" w:w="1440"/>
+          </w:tcPr>
+          <w:p>
+            <w:r>
+              <w:t>Verify parameter evidence references</w:t>
+            </w:r>
+          </w:p>
+        </w:tc>
+      </w:tr>
+      <w:tr>
+        <w:tc>
+          <w:tcPr>
+            <w:tcW w:type="dxa" w:w="1440"/>
+          </w:tcPr>
+          <w:p>
+            <w:r>
+              <w:t>NFR-REP-01</w:t>
+            </w:r>
+          </w:p>
+        </w:tc>
+        <w:tc>
+          <w:tcPr>
+            <w:tcW w:type="dxa" w:w="1440"/>
+          </w:tcPr>
+          <w:p>
+            <w:r>
+              <w:t>Reproducibility</w:t>
+            </w:r>
+          </w:p>
+        </w:tc>
+        <w:tc>
+          <w:tcPr>
+            <w:tcW w:type="dxa" w:w="1440"/>
+          </w:tcPr>
+          <w:p>
+            <w:r>
+              <w:t>Run Lineage Model</w:t>
+            </w:r>
+          </w:p>
+        </w:tc>
+        <w:tc>
+          <w:tcPr>
+            <w:tcW w:type="dxa" w:w="1440"/>
+          </w:tcPr>
+          <w:p>
+            <w:r>
+              <w:t>RunConfig, CanonicalStateSnapshot</w:t>
+            </w:r>
+          </w:p>
+        </w:tc>
+        <w:tc>
+          <w:tcPr>
+            <w:tcW w:type="dxa" w:w="1440"/>
+          </w:tcPr>
+          <w:p>
+            <w:r>
+              <w:t>Regression Test</w:t>
+            </w:r>
+          </w:p>
+        </w:tc>
+        <w:tc>
+          <w:tcPr>
+            <w:tcW w:type="dxa" w:w="1440"/>
+          </w:tcPr>
+          <w:p>
+            <w:r>
+              <w:t>Verify reproducible outputs</w:t>
+            </w:r>
+          </w:p>
+        </w:tc>
+      </w:tr>
+      <w:tr>
+        <w:tc>
+          <w:tcPr>
+            <w:tcW w:type="dxa" w:w="1440"/>
+          </w:tcPr>
+          <w:p>
+            <w:r>
+              <w:t>NFR-PERF-01</w:t>
+            </w:r>
+          </w:p>
+        </w:tc>
+        <w:tc>
+          <w:tcPr>
+            <w:tcW w:type="dxa" w:w="1440"/>
+          </w:tcPr>
+          <w:p>
+            <w:r>
+              <w:t>Operational performance</w:t>
+            </w:r>
+          </w:p>
+        </w:tc>
+        <w:tc>
+          <w:tcPr>
+            <w:tcW w:type="dxa" w:w="1440"/>
+          </w:tcPr>
+          <w:p>
+            <w:r>
+              <w:t>Processing Pipeline Services</w:t>
+            </w:r>
+          </w:p>
+        </w:tc>
+        <w:tc>
+          <w:tcPr>
+            <w:tcW w:type="dxa" w:w="1440"/>
+          </w:tcPr>
+          <w:p>
+            <w:r>
+              <w:t>Run</w:t>
+            </w:r>
+          </w:p>
+        </w:tc>
+        <w:tc>
+          <w:tcPr>
+            <w:tcW w:type="dxa" w:w="1440"/>
+          </w:tcPr>
+          <w:p>
+            <w:r>
+              <w:t>Performance Test</w:t>
+            </w:r>
+          </w:p>
+        </w:tc>
+        <w:tc>
+          <w:tcPr>
+            <w:tcW w:type="dxa" w:w="1440"/>
+          </w:tcPr>
+          <w:p>
+            <w:r>
+              <w:t>Measure runtime performance</w:t>
+            </w:r>
+          </w:p>
+        </w:tc>
+      </w:tr>
+      <w:tr>
+        <w:tc>
+          <w:tcPr>
+            <w:tcW w:type="dxa" w:w="1440"/>
+          </w:tcPr>
+          <w:p>
+            <w:r>
+              <w:t>NFR-AVL-01</w:t>
+            </w:r>
+          </w:p>
+        </w:tc>
+        <w:tc>
+          <w:tcPr>
+            <w:tcW w:type="dxa" w:w="1440"/>
+          </w:tcPr>
+          <w:p>
+            <w:r>
+              <w:t>Enterprise availability</w:t>
+            </w:r>
+          </w:p>
+        </w:tc>
+        <w:tc>
+          <w:tcPr>
+            <w:tcW w:type="dxa" w:w="1440"/>
+          </w:tcPr>
+          <w:p>
+            <w:r>
+              <w:t>Infrastructure Platform</w:t>
+            </w:r>
+          </w:p>
+        </w:tc>
+        <w:tc>
+          <w:tcPr>
+            <w:tcW w:type="dxa" w:w="1440"/>
+          </w:tcPr>
+          <w:p>
+            <w:r>
+              <w:t>Run</w:t>
+            </w:r>
+          </w:p>
+        </w:tc>
+        <w:tc>
+          <w:tcPr>
+            <w:tcW w:type="dxa" w:w="1440"/>
+          </w:tcPr>
+          <w:p>
+            <w:r>
+              <w:t>Availability Test</w:t>
+            </w:r>
+          </w:p>
+        </w:tc>
+        <w:tc>
+          <w:tcPr>
+            <w:tcW w:type="dxa" w:w="1440"/>
+          </w:tcPr>
+          <w:p>
+            <w:r>
+              <w:t>Verify service recovery</w:t>
+            </w:r>
+          </w:p>
+        </w:tc>
+      </w:tr>
+      <w:tr>
+        <w:tc>
+          <w:tcPr>
+            <w:tcW w:type="dxa" w:w="1440"/>
+          </w:tcPr>
+          <w:p>
+            <w:r>
+              <w:t>NFR-RET-01</w:t>
+            </w:r>
+          </w:p>
+        </w:tc>
+        <w:tc>
+          <w:tcPr>
+            <w:tcW w:type="dxa" w:w="1440"/>
+          </w:tcPr>
+          <w:p>
+            <w:r>
+              <w:t>Configurable retention</w:t>
+            </w:r>
+          </w:p>
+        </w:tc>
+        <w:tc>
+          <w:tcPr>
+            <w:tcW w:type="dxa" w:w="1440"/>
+          </w:tcPr>
+          <w:p>
+            <w:r>
+              <w:t>Governance Architecture</w:t>
+            </w:r>
+          </w:p>
+        </w:tc>
+        <w:tc>
+          <w:tcPr>
+            <w:tcW w:type="dxa" w:w="1440"/>
+          </w:tcPr>
+          <w:p>
+            <w:r>
+              <w:t>RetentionPolicy</w:t>
+            </w:r>
+          </w:p>
+        </w:tc>
+        <w:tc>
+          <w:tcPr>
+            <w:tcW w:type="dxa" w:w="1440"/>
+          </w:tcPr>
+          <w:p>
+            <w:r>
               <w:t>Compliance Test</w:t>
             </w:r>
           </w:p>
         </w:tc>
         <w:tc>
           <w:tcPr>
-            <w:tcW w:type="dxa" w:w="4464"/>
-            <w:vAlign w:val="center"/>
-            <w:tcMar>
-              <w:top w:w="80" w:type="dxa"/>
-              <w:bottom w:w="80" w:type="dxa"/>
-              <w:left w:w="100" w:type="dxa"/>
-              <w:right w:w="100" w:type="dxa"/>
-            </w:tcMar>
-          </w:tcPr>
-          <w:p>
-            <w:pPr>
-              <w:jc w:val="left"/>
-            </w:pPr>
-            <w:r>
-              <w:rPr>
-                <w:sz w:val="17"/>
-              </w:rPr>
-              <w:t>Verify configured retention, deletion, and legal-hold controls are enforced for proprietary project artifacts and exports.</w:t>
+            <w:tcW w:type="dxa" w:w="1440"/>
+          </w:tcPr>
+          <w:p>
+            <w:r>
+              <w:t>Verify retention enforcement</w:t>
+            </w:r>
+          </w:p>
+        </w:tc>
+      </w:tr>
+      <w:tr>
+        <w:tc>
+          <w:tcPr>
+            <w:tcW w:type="dxa" w:w="1440"/>
+          </w:tcPr>
+          <w:p>
+            <w:r>
+              <w:t>NFR-GOV-01</w:t>
+            </w:r>
+          </w:p>
+        </w:tc>
+        <w:tc>
+          <w:tcPr>
+            <w:tcW w:type="dxa" w:w="1440"/>
+          </w:tcPr>
+          <w:p>
+            <w:r>
+              <w:t>Structured intake governance</w:t>
+            </w:r>
+          </w:p>
+        </w:tc>
+        <w:tc>
+          <w:tcPr>
+            <w:tcW w:type="dxa" w:w="1440"/>
+          </w:tcPr>
+          <w:p>
+            <w:r>
+              <w:t>Structured Interview Intake Service</w:t>
+            </w:r>
+          </w:p>
+        </w:tc>
+        <w:tc>
+          <w:tcPr>
+            <w:tcW w:type="dxa" w:w="1440"/>
+          </w:tcPr>
+          <w:p>
+            <w:r>
+              <w:t>InterviewSession</w:t>
+            </w:r>
+          </w:p>
+        </w:tc>
+        <w:tc>
+          <w:tcPr>
+            <w:tcW w:type="dxa" w:w="1440"/>
+          </w:tcPr>
+          <w:p>
+            <w:r>
+              <w:t>System Test</w:t>
+            </w:r>
+          </w:p>
+        </w:tc>
+        <w:tc>
+          <w:tcPr>
+            <w:tcW w:type="dxa" w:w="1440"/>
+          </w:tcPr>
+          <w:p>
+            <w:r>
+              <w:t>Verify structured intake state</w:t>
+            </w:r>
+          </w:p>
+        </w:tc>
+      </w:tr>
+      <w:tr>
+        <w:tc>
+          <w:tcPr>
+            <w:tcW w:type="dxa" w:w="1440"/>
+          </w:tcPr>
+          <w:p>
+            <w:r>
+              <w:t>NFR-GOV-02</w:t>
+            </w:r>
+          </w:p>
+        </w:tc>
+        <w:tc>
+          <w:tcPr>
+            <w:tcW w:type="dxa" w:w="1440"/>
+          </w:tcPr>
+          <w:p>
+            <w:r>
+              <w:t>Conflict preservation</w:t>
+            </w:r>
+          </w:p>
+        </w:tc>
+        <w:tc>
+          <w:tcPr>
+            <w:tcW w:type="dxa" w:w="1440"/>
+          </w:tcPr>
+          <w:p>
+            <w:r>
+              <w:t>Normalization and Deterministic Validation Service</w:t>
+            </w:r>
+          </w:p>
+        </w:tc>
+        <w:tc>
+          <w:tcPr>
+            <w:tcW w:type="dxa" w:w="1440"/>
+          </w:tcPr>
+          <w:p>
+            <w:r>
+              <w:t>ConflictRecord</w:t>
+            </w:r>
+          </w:p>
+        </w:tc>
+        <w:tc>
+          <w:tcPr>
+            <w:tcW w:type="dxa" w:w="1440"/>
+          </w:tcPr>
+          <w:p>
+            <w:r>
+              <w:t>System Test</w:t>
+            </w:r>
+          </w:p>
+        </w:tc>
+        <w:tc>
+          <w:tcPr>
+            <w:tcW w:type="dxa" w:w="1440"/>
+          </w:tcPr>
+          <w:p>
+            <w:r>
+              <w:t>Verify conflict transparency</w:t>
+            </w:r>
+          </w:p>
+        </w:tc>
+      </w:tr>
+      <w:tr>
+        <w:tc>
+          <w:tcPr>
+            <w:tcW w:type="dxa" w:w="1440"/>
+          </w:tcPr>
+          <w:p>
+            <w:r>
+              <w:t>NFR-AI-01</w:t>
+            </w:r>
+          </w:p>
+        </w:tc>
+        <w:tc>
+          <w:tcPr>
+            <w:tcW w:type="dxa" w:w="1440"/>
+          </w:tcPr>
+          <w:p>
+            <w:r>
+              <w:t>Bounded AI governance</w:t>
+            </w:r>
+          </w:p>
+        </w:tc>
+        <w:tc>
+          <w:tcPr>
+            <w:tcW w:type="dxa" w:w="1440"/>
+          </w:tcPr>
+          <w:p>
+            <w:r>
+              <w:t>LLM Assistance Control Layer</w:t>
+            </w:r>
+          </w:p>
+        </w:tc>
+        <w:tc>
+          <w:tcPr>
+            <w:tcW w:type="dxa" w:w="1440"/>
+          </w:tcPr>
+          <w:p>
+            <w:r>
+              <w:t>PromptGovernanceRecord</w:t>
+            </w:r>
+          </w:p>
+        </w:tc>
+        <w:tc>
+          <w:tcPr>
+            <w:tcW w:type="dxa" w:w="1440"/>
+          </w:tcPr>
+          <w:p>
+            <w:r>
+              <w:t>Governance Test</w:t>
+            </w:r>
+          </w:p>
+        </w:tc>
+        <w:tc>
+          <w:tcPr>
+            <w:tcW w:type="dxa" w:w="1440"/>
+          </w:tcPr>
+          <w:p>
+            <w:r>
+              <w:t>Verify bounded AI behavior</w:t>
+            </w:r>
+          </w:p>
+        </w:tc>
+      </w:tr>
+      <w:tr>
+        <w:tc>
+          <w:tcPr>
+            <w:tcW w:type="dxa" w:w="1440"/>
+          </w:tcPr>
+          <w:p>
+            <w:r>
+              <w:t>NFR-AI-02</w:t>
+            </w:r>
+          </w:p>
+        </w:tc>
+        <w:tc>
+          <w:tcPr>
+            <w:tcW w:type="dxa" w:w="1440"/>
+          </w:tcPr>
+          <w:p>
+            <w:r>
+              <w:t>Prevent fabrication of engineering facts</w:t>
+            </w:r>
+          </w:p>
+        </w:tc>
+        <w:tc>
+          <w:tcPr>
+            <w:tcW w:type="dxa" w:w="1440"/>
+          </w:tcPr>
+          <w:p>
+            <w:r>
+              <w:t>Normalization and Deterministic Validation Service</w:t>
+            </w:r>
+          </w:p>
+        </w:tc>
+        <w:tc>
+          <w:tcPr>
+            <w:tcW w:type="dxa" w:w="1440"/>
+          </w:tcPr>
+          <w:p>
+            <w:r>
+              <w:t>ReviewFlag</w:t>
+            </w:r>
+          </w:p>
+        </w:tc>
+        <w:tc>
+          <w:tcPr>
+            <w:tcW w:type="dxa" w:w="1440"/>
+          </w:tcPr>
+          <w:p>
+            <w:r>
+              <w:t>System Test</w:t>
+            </w:r>
+          </w:p>
+        </w:tc>
+        <w:tc>
+          <w:tcPr>
+            <w:tcW w:type="dxa" w:w="1440"/>
+          </w:tcPr>
+          <w:p>
+            <w:r>
+              <w:t>Verify gap handling</w:t>
+            </w:r>
+          </w:p>
+        </w:tc>
+      </w:tr>
+      <w:tr>
+        <w:tc>
+          <w:tcPr>
+            <w:tcW w:type="dxa" w:w="1440"/>
+          </w:tcPr>
+          <w:p>
+            <w:r>
+              <w:t>NFR-DAT-01</w:t>
+            </w:r>
+          </w:p>
+        </w:tc>
+        <w:tc>
+          <w:tcPr>
+            <w:tcW w:type="dxa" w:w="1440"/>
+          </w:tcPr>
+          <w:p>
+            <w:r>
+              <w:t>Persistent lineage and schema governance</w:t>
+            </w:r>
+          </w:p>
+        </w:tc>
+        <w:tc>
+          <w:tcPr>
+            <w:tcW w:type="dxa" w:w="1440"/>
+          </w:tcPr>
+          <w:p>
+            <w:r>
+              <w:t>Canonical Facility State Service</w:t>
+            </w:r>
+          </w:p>
+        </w:tc>
+        <w:tc>
+          <w:tcPr>
+            <w:tcW w:type="dxa" w:w="1440"/>
+          </w:tcPr>
+          <w:p>
+            <w:r>
+              <w:t>CanonicalStateSnapshot</w:t>
+            </w:r>
+          </w:p>
+        </w:tc>
+        <w:tc>
+          <w:tcPr>
+            <w:tcW w:type="dxa" w:w="1440"/>
+          </w:tcPr>
+          <w:p>
+            <w:r>
+              <w:t>Regression Test</w:t>
+            </w:r>
+          </w:p>
+        </w:tc>
+        <w:tc>
+          <w:tcPr>
+            <w:tcW w:type="dxa" w:w="1440"/>
+          </w:tcPr>
+          <w:p>
+            <w:r>
+              <w:t>Verify lineage persistence</w:t>
             </w:r>
           </w:p>
         </w:tc>
       </w:tr>
     </w:tbl>
-    <w:p/>
-    <w:p>
-      <w:pPr>
-        <w:pStyle w:val="Heading1"/>
-      </w:pPr>
-      <w:r>
-        <w:t>Verification Strategy</w:t>
-      </w:r>
-    </w:p>
-    <w:p>
-      <w:r>
-        <w:t>Verification activities include unit testing of extraction, normalization, and deterministic rules; integration testing of ingestion, retrieval, and export workflows; system testing of translation, scenario generation, packaging, rerun/versioning, and calibration behaviors; security testing of access control and encryption mechanisms; audit testing of required logging behavior; performance testing of representative submission processing; availability testing of service recovery behavior; and compliance testing of retention and deletion enforcement.</w:t>
-      </w:r>
-    </w:p>
-    <w:p>
-      <w:pPr>
-        <w:pStyle w:val="Heading1"/>
-      </w:pPr>
-      <w:r>
-        <w:t>Traceability Coverage</w:t>
-      </w:r>
-    </w:p>
-    <w:p>
-      <w:r>
-        <w:t>All functional requirements (FR1–FR11) and non-functional requirements (NFR1–NFR8) defined in the current Software Requirements Specification are represented in this RTM. Each requirement is linked to one or more current architectural services from the DSD/DCD and a defined verification method suitable for validation planning and downstream TPVD development.</w:t>
-      </w:r>
-    </w:p>
     <w:sectPr>
-      <w:pgSz w:w="15840" w:h="12240" w:orient="landscape"/>
-      <w:pgMar w:top="864" w:right="864" w:bottom="864" w:left="864" w:header="720" w:footer="720" w:gutter="0"/>
+      <w:pgSz w:w="12240" w:h="15840"/>
+      <w:pgMar w:top="1440" w:right="1800" w:bottom="1440" w:left="1800" w:header="720" w:footer="720" w:gutter="0"/>
       <w:cols w:space="720"/>
       <w:docGrid w:linePitch="360"/>
     </w:sectPr>
@@ -2933,10 +4189,6 @@
     <w:name w:val="Normal"/>
     <w:qFormat/>
     <w:rsid w:val="00FC693F"/>
-    <w:rPr>
-      <w:rFonts w:ascii="Aptos" w:hAnsi="Aptos"/>
-      <w:sz w:val="18"/>
-    </w:rPr>
   </w:style>
   <w:style w:type="paragraph" w:styleId="Header">
     <w:name w:val="header"/>
